--- a/C++_Template.docx
+++ b/C++_Template.docx
@@ -19769,25 +19769,7 @@
           <w:sz w:val="18"/>
           <w:szCs w:val="18"/>
         </w:rPr>
-        <w:t>++)</w:t>
-      </w:r>
-    </w:p>
-    <w:p>
-      <w:pPr>
-        <w:spacing w:after="0" w:line="240" w:lineRule="auto"/>
-        <w:rPr>
-          <w:rFonts w:ascii="Consolas" w:hAnsi="Consolas"/>
-          <w:sz w:val="18"/>
-          <w:szCs w:val="18"/>
-        </w:rPr>
-      </w:pPr>
-      <w:r>
-        <w:rPr>
-          <w:rFonts w:ascii="Consolas" w:hAnsi="Consolas"/>
-          <w:sz w:val="18"/>
-          <w:szCs w:val="18"/>
-        </w:rPr>
-        <w:t>           parent[</w:t>
+        <w:t>++) parent[</w:t>
       </w:r>
       <w:proofErr w:type="spellStart"/>
       <w:r>
@@ -19895,61 +19877,25 @@
           <w:sz w:val="18"/>
           <w:szCs w:val="18"/>
         </w:rPr>
-        <w:t>       if(parent[v] == v)</w:t>
-      </w:r>
-    </w:p>
-    <w:p>
-      <w:pPr>
-        <w:spacing w:after="0" w:line="240" w:lineRule="auto"/>
-        <w:rPr>
-          <w:rFonts w:ascii="Consolas" w:hAnsi="Consolas"/>
-          <w:sz w:val="18"/>
-          <w:szCs w:val="18"/>
-        </w:rPr>
-      </w:pPr>
-      <w:r>
-        <w:rPr>
-          <w:rFonts w:ascii="Consolas" w:hAnsi="Consolas"/>
-          <w:sz w:val="18"/>
-          <w:szCs w:val="18"/>
-        </w:rPr>
-        <w:t>           return v;</w:t>
-      </w:r>
-    </w:p>
-    <w:p>
-      <w:pPr>
-        <w:spacing w:after="0" w:line="240" w:lineRule="auto"/>
-        <w:rPr>
-          <w:rFonts w:ascii="Consolas" w:hAnsi="Consolas"/>
-          <w:sz w:val="18"/>
-          <w:szCs w:val="18"/>
-        </w:rPr>
-      </w:pPr>
-      <w:r>
-        <w:rPr>
-          <w:rFonts w:ascii="Consolas" w:hAnsi="Consolas"/>
-          <w:sz w:val="18"/>
-          <w:szCs w:val="18"/>
-        </w:rPr>
-        <w:t>       return parent[v] =</w:t>
-      </w:r>
-    </w:p>
-    <w:p>
-      <w:pPr>
-        <w:spacing w:after="0" w:line="240" w:lineRule="auto"/>
-        <w:rPr>
-          <w:rFonts w:ascii="Consolas" w:hAnsi="Consolas"/>
-          <w:sz w:val="18"/>
-          <w:szCs w:val="18"/>
-        </w:rPr>
-      </w:pPr>
-      <w:r>
-        <w:rPr>
-          <w:rFonts w:ascii="Consolas" w:hAnsi="Consolas"/>
-          <w:sz w:val="18"/>
-          <w:szCs w:val="18"/>
-        </w:rPr>
-        <w:t>           find(parent[v]);</w:t>
+        <w:t>       if(parent[v] == v) return v;</w:t>
+      </w:r>
+    </w:p>
+    <w:p>
+      <w:pPr>
+        <w:spacing w:after="0" w:line="240" w:lineRule="auto"/>
+        <w:rPr>
+          <w:rFonts w:ascii="Consolas" w:hAnsi="Consolas"/>
+          <w:sz w:val="18"/>
+          <w:szCs w:val="18"/>
+        </w:rPr>
+      </w:pPr>
+      <w:r>
+        <w:rPr>
+          <w:rFonts w:ascii="Consolas" w:hAnsi="Consolas"/>
+          <w:sz w:val="18"/>
+          <w:szCs w:val="18"/>
+        </w:rPr>
+        <w:t>       return parent[v] = find(parent[v]);</w:t>
       </w:r>
     </w:p>
     <w:p>
@@ -20129,7 +20075,1177 @@
           <w:sz w:val="18"/>
           <w:szCs w:val="18"/>
         </w:rPr>
-        <w:t>[b])</w:t>
+        <w:t>[b</w:t>
+      </w:r>
+      <w:proofErr w:type="gramStart"/>
+      <w:r>
+        <w:rPr>
+          <w:rFonts w:ascii="Consolas" w:hAnsi="Consolas"/>
+          <w:sz w:val="18"/>
+          <w:szCs w:val="18"/>
+        </w:rPr>
+        <w:t>])swap</w:t>
+      </w:r>
+      <w:proofErr w:type="gramEnd"/>
+      <w:r>
+        <w:rPr>
+          <w:rFonts w:ascii="Consolas" w:hAnsi="Consolas"/>
+          <w:sz w:val="18"/>
+          <w:szCs w:val="18"/>
+        </w:rPr>
+        <w:t>(a, b);</w:t>
+      </w:r>
+    </w:p>
+    <w:p>
+      <w:pPr>
+        <w:spacing w:after="0" w:line="240" w:lineRule="auto"/>
+        <w:rPr>
+          <w:rFonts w:ascii="Consolas" w:hAnsi="Consolas"/>
+          <w:sz w:val="18"/>
+          <w:szCs w:val="18"/>
+        </w:rPr>
+      </w:pPr>
+      <w:r>
+        <w:rPr>
+          <w:rFonts w:ascii="Consolas" w:hAnsi="Consolas"/>
+          <w:sz w:val="18"/>
+          <w:szCs w:val="18"/>
+        </w:rPr>
+        <w:t>           parent[b] = a;</w:t>
+      </w:r>
+    </w:p>
+    <w:p>
+      <w:pPr>
+        <w:spacing w:after="0" w:line="240" w:lineRule="auto"/>
+        <w:rPr>
+          <w:rFonts w:ascii="Consolas" w:hAnsi="Consolas"/>
+          <w:sz w:val="18"/>
+          <w:szCs w:val="18"/>
+        </w:rPr>
+      </w:pPr>
+      <w:r>
+        <w:rPr>
+          <w:rFonts w:ascii="Consolas" w:hAnsi="Consolas"/>
+          <w:sz w:val="18"/>
+          <w:szCs w:val="18"/>
+        </w:rPr>
+        <w:t>           </w:t>
+      </w:r>
+      <w:proofErr w:type="spellStart"/>
+      <w:r>
+        <w:rPr>
+          <w:rFonts w:ascii="Consolas" w:hAnsi="Consolas"/>
+          <w:sz w:val="18"/>
+          <w:szCs w:val="18"/>
+        </w:rPr>
+        <w:t>sz</w:t>
+      </w:r>
+      <w:proofErr w:type="spellEnd"/>
+      <w:r>
+        <w:rPr>
+          <w:rFonts w:ascii="Consolas" w:hAnsi="Consolas"/>
+          <w:sz w:val="18"/>
+          <w:szCs w:val="18"/>
+        </w:rPr>
+        <w:t xml:space="preserve">[a] += </w:t>
+      </w:r>
+      <w:proofErr w:type="spellStart"/>
+      <w:r>
+        <w:rPr>
+          <w:rFonts w:ascii="Consolas" w:hAnsi="Consolas"/>
+          <w:sz w:val="18"/>
+          <w:szCs w:val="18"/>
+        </w:rPr>
+        <w:t>sz</w:t>
+      </w:r>
+      <w:proofErr w:type="spellEnd"/>
+      <w:r>
+        <w:rPr>
+          <w:rFonts w:ascii="Consolas" w:hAnsi="Consolas"/>
+          <w:sz w:val="18"/>
+          <w:szCs w:val="18"/>
+        </w:rPr>
+        <w:t>[b];</w:t>
+      </w:r>
+    </w:p>
+    <w:p>
+      <w:pPr>
+        <w:spacing w:after="0" w:line="240" w:lineRule="auto"/>
+        <w:rPr>
+          <w:rFonts w:ascii="Consolas" w:hAnsi="Consolas"/>
+          <w:sz w:val="18"/>
+          <w:szCs w:val="18"/>
+        </w:rPr>
+      </w:pPr>
+      <w:r>
+        <w:rPr>
+          <w:rFonts w:ascii="Consolas" w:hAnsi="Consolas"/>
+          <w:sz w:val="18"/>
+          <w:szCs w:val="18"/>
+        </w:rPr>
+        <w:t>       }</w:t>
+      </w:r>
+    </w:p>
+    <w:p>
+      <w:pPr>
+        <w:spacing w:after="0" w:line="240" w:lineRule="auto"/>
+        <w:rPr>
+          <w:rFonts w:ascii="Consolas" w:hAnsi="Consolas"/>
+          <w:sz w:val="18"/>
+          <w:szCs w:val="18"/>
+        </w:rPr>
+      </w:pPr>
+      <w:r>
+        <w:rPr>
+          <w:rFonts w:ascii="Consolas" w:hAnsi="Consolas"/>
+          <w:sz w:val="18"/>
+          <w:szCs w:val="18"/>
+        </w:rPr>
+        <w:t>   }</w:t>
+      </w:r>
+    </w:p>
+    <w:p>
+      <w:pPr>
+        <w:spacing w:after="0" w:line="240" w:lineRule="auto"/>
+        <w:rPr>
+          <w:rFonts w:ascii="Consolas" w:hAnsi="Consolas"/>
+          <w:sz w:val="18"/>
+          <w:szCs w:val="18"/>
+        </w:rPr>
+      </w:pPr>
+      <w:r>
+        <w:rPr>
+          <w:rFonts w:ascii="Consolas" w:hAnsi="Consolas"/>
+          <w:sz w:val="18"/>
+          <w:szCs w:val="18"/>
+        </w:rPr>
+        <w:t>};</w:t>
+      </w:r>
+    </w:p>
+    <w:p>
+      <w:pPr>
+        <w:spacing w:after="0" w:line="240" w:lineRule="auto"/>
+        <w:rPr>
+          <w:rFonts w:ascii="Consolas" w:hAnsi="Consolas"/>
+          <w:sz w:val="18"/>
+          <w:szCs w:val="18"/>
+        </w:rPr>
+      </w:pPr>
+      <w:r>
+        <w:rPr>
+          <w:rFonts w:ascii="Consolas" w:hAnsi="Consolas"/>
+          <w:sz w:val="18"/>
+          <w:szCs w:val="18"/>
+        </w:rPr>
+        <w:t xml:space="preserve">vector&lt;long long&gt; </w:t>
+      </w:r>
+      <w:proofErr w:type="spellStart"/>
+      <w:proofErr w:type="gramStart"/>
+      <w:r>
+        <w:rPr>
+          <w:rFonts w:ascii="Consolas" w:hAnsi="Consolas"/>
+          <w:sz w:val="18"/>
+          <w:szCs w:val="18"/>
+        </w:rPr>
+        <w:t>dijkstra</w:t>
+      </w:r>
+      <w:proofErr w:type="spellEnd"/>
+      <w:r>
+        <w:rPr>
+          <w:rFonts w:ascii="Consolas" w:hAnsi="Consolas"/>
+          <w:sz w:val="18"/>
+          <w:szCs w:val="18"/>
+        </w:rPr>
+        <w:t>(</w:t>
+      </w:r>
+      <w:proofErr w:type="gramEnd"/>
+      <w:r>
+        <w:rPr>
+          <w:rFonts w:ascii="Consolas" w:hAnsi="Consolas"/>
+          <w:sz w:val="18"/>
+          <w:szCs w:val="18"/>
+        </w:rPr>
+        <w:t xml:space="preserve">int n, </w:t>
+      </w:r>
+    </w:p>
+    <w:p>
+      <w:pPr>
+        <w:spacing w:after="0" w:line="240" w:lineRule="auto"/>
+        <w:rPr>
+          <w:rFonts w:ascii="Consolas" w:hAnsi="Consolas"/>
+          <w:sz w:val="18"/>
+          <w:szCs w:val="18"/>
+        </w:rPr>
+      </w:pPr>
+      <w:r>
+        <w:rPr>
+          <w:rFonts w:ascii="Consolas" w:hAnsi="Consolas"/>
+          <w:sz w:val="18"/>
+          <w:szCs w:val="18"/>
+        </w:rPr>
+        <w:t>   vector&lt;vector&lt;pair&lt;int, int&gt;&gt;&gt; &amp;</w:t>
+      </w:r>
+      <w:proofErr w:type="spellStart"/>
+      <w:r>
+        <w:rPr>
+          <w:rFonts w:ascii="Consolas" w:hAnsi="Consolas"/>
+          <w:sz w:val="18"/>
+          <w:szCs w:val="18"/>
+        </w:rPr>
+        <w:t>adj</w:t>
+      </w:r>
+      <w:proofErr w:type="spellEnd"/>
+      <w:r>
+        <w:rPr>
+          <w:rFonts w:ascii="Consolas" w:hAnsi="Consolas"/>
+          <w:sz w:val="18"/>
+          <w:szCs w:val="18"/>
+        </w:rPr>
+        <w:t>,</w:t>
+      </w:r>
+    </w:p>
+    <w:p>
+      <w:pPr>
+        <w:spacing w:after="0" w:line="240" w:lineRule="auto"/>
+        <w:rPr>
+          <w:rFonts w:ascii="Consolas" w:hAnsi="Consolas"/>
+          <w:sz w:val="18"/>
+          <w:szCs w:val="18"/>
+        </w:rPr>
+      </w:pPr>
+      <w:r>
+        <w:rPr>
+          <w:rFonts w:ascii="Consolas" w:hAnsi="Consolas"/>
+          <w:sz w:val="18"/>
+          <w:szCs w:val="18"/>
+        </w:rPr>
+        <w:t xml:space="preserve">   int </w:t>
+      </w:r>
+      <w:proofErr w:type="spellStart"/>
+      <w:r>
+        <w:rPr>
+          <w:rFonts w:ascii="Consolas" w:hAnsi="Consolas"/>
+          <w:sz w:val="18"/>
+          <w:szCs w:val="18"/>
+        </w:rPr>
+        <w:t>src</w:t>
+      </w:r>
+      <w:proofErr w:type="spellEnd"/>
+      <w:r>
+        <w:rPr>
+          <w:rFonts w:ascii="Consolas" w:hAnsi="Consolas"/>
+          <w:sz w:val="18"/>
+          <w:szCs w:val="18"/>
+        </w:rPr>
+        <w:t>)</w:t>
+      </w:r>
+    </w:p>
+    <w:p>
+      <w:pPr>
+        <w:spacing w:after="0" w:line="240" w:lineRule="auto"/>
+        <w:rPr>
+          <w:rFonts w:ascii="Consolas" w:hAnsi="Consolas"/>
+          <w:sz w:val="18"/>
+          <w:szCs w:val="18"/>
+        </w:rPr>
+      </w:pPr>
+      <w:r>
+        <w:rPr>
+          <w:rFonts w:ascii="Consolas" w:hAnsi="Consolas"/>
+          <w:sz w:val="18"/>
+          <w:szCs w:val="18"/>
+        </w:rPr>
+        <w:t>   {</w:t>
+      </w:r>
+    </w:p>
+    <w:p>
+      <w:pPr>
+        <w:spacing w:after="0" w:line="240" w:lineRule="auto"/>
+        <w:rPr>
+          <w:rFonts w:ascii="Consolas" w:hAnsi="Consolas"/>
+          <w:sz w:val="18"/>
+          <w:szCs w:val="18"/>
+        </w:rPr>
+      </w:pPr>
+      <w:r>
+        <w:rPr>
+          <w:rFonts w:ascii="Consolas" w:hAnsi="Consolas"/>
+          <w:sz w:val="18"/>
+          <w:szCs w:val="18"/>
+        </w:rPr>
+        <w:t xml:space="preserve">   vector&lt;long long&gt; </w:t>
+      </w:r>
+      <w:proofErr w:type="spellStart"/>
+      <w:proofErr w:type="gramStart"/>
+      <w:r>
+        <w:rPr>
+          <w:rFonts w:ascii="Consolas" w:hAnsi="Consolas"/>
+          <w:sz w:val="18"/>
+          <w:szCs w:val="18"/>
+        </w:rPr>
+        <w:t>dist</w:t>
+      </w:r>
+      <w:proofErr w:type="spellEnd"/>
+      <w:r>
+        <w:rPr>
+          <w:rFonts w:ascii="Consolas" w:hAnsi="Consolas"/>
+          <w:sz w:val="18"/>
+          <w:szCs w:val="18"/>
+        </w:rPr>
+        <w:t>(</w:t>
+      </w:r>
+      <w:proofErr w:type="gramEnd"/>
+      <w:r>
+        <w:rPr>
+          <w:rFonts w:ascii="Consolas" w:hAnsi="Consolas"/>
+          <w:sz w:val="18"/>
+          <w:szCs w:val="18"/>
+        </w:rPr>
+        <w:t>n + 1, LINF);</w:t>
+      </w:r>
+    </w:p>
+    <w:p>
+      <w:pPr>
+        <w:spacing w:after="0" w:line="240" w:lineRule="auto"/>
+        <w:rPr>
+          <w:rFonts w:ascii="Consolas" w:hAnsi="Consolas"/>
+          <w:sz w:val="18"/>
+          <w:szCs w:val="18"/>
+        </w:rPr>
+      </w:pPr>
+      <w:r>
+        <w:rPr>
+          <w:rFonts w:ascii="Consolas" w:hAnsi="Consolas"/>
+          <w:sz w:val="18"/>
+          <w:szCs w:val="18"/>
+        </w:rPr>
+        <w:t>   </w:t>
+      </w:r>
+      <w:proofErr w:type="spellStart"/>
+      <w:r>
+        <w:rPr>
+          <w:rFonts w:ascii="Consolas" w:hAnsi="Consolas"/>
+          <w:sz w:val="18"/>
+          <w:szCs w:val="18"/>
+        </w:rPr>
+        <w:t>priority_queue</w:t>
+      </w:r>
+      <w:proofErr w:type="spellEnd"/>
+      <w:r>
+        <w:rPr>
+          <w:rFonts w:ascii="Consolas" w:hAnsi="Consolas"/>
+          <w:sz w:val="18"/>
+          <w:szCs w:val="18"/>
+        </w:rPr>
+        <w:t>&lt;pair&lt;long long, int&gt;,</w:t>
+      </w:r>
+    </w:p>
+    <w:p>
+      <w:pPr>
+        <w:spacing w:after="0" w:line="240" w:lineRule="auto"/>
+        <w:rPr>
+          <w:rFonts w:ascii="Consolas" w:hAnsi="Consolas"/>
+          <w:sz w:val="18"/>
+          <w:szCs w:val="18"/>
+        </w:rPr>
+      </w:pPr>
+      <w:r>
+        <w:rPr>
+          <w:rFonts w:ascii="Consolas" w:hAnsi="Consolas"/>
+          <w:sz w:val="18"/>
+          <w:szCs w:val="18"/>
+        </w:rPr>
+        <w:t xml:space="preserve">       vector&lt;pair&lt;long </w:t>
+      </w:r>
+      <w:proofErr w:type="spellStart"/>
+      <w:r>
+        <w:rPr>
+          <w:rFonts w:ascii="Consolas" w:hAnsi="Consolas"/>
+          <w:sz w:val="18"/>
+          <w:szCs w:val="18"/>
+        </w:rPr>
+        <w:t>long</w:t>
+      </w:r>
+      <w:proofErr w:type="spellEnd"/>
+      <w:r>
+        <w:rPr>
+          <w:rFonts w:ascii="Consolas" w:hAnsi="Consolas"/>
+          <w:sz w:val="18"/>
+          <w:szCs w:val="18"/>
+        </w:rPr>
+        <w:t>, int&gt;&gt;,</w:t>
+      </w:r>
+    </w:p>
+    <w:p>
+      <w:pPr>
+        <w:spacing w:after="0" w:line="240" w:lineRule="auto"/>
+        <w:rPr>
+          <w:rFonts w:ascii="Consolas" w:hAnsi="Consolas"/>
+          <w:sz w:val="18"/>
+          <w:szCs w:val="18"/>
+        </w:rPr>
+      </w:pPr>
+      <w:r>
+        <w:rPr>
+          <w:rFonts w:ascii="Consolas" w:hAnsi="Consolas"/>
+          <w:sz w:val="18"/>
+          <w:szCs w:val="18"/>
+        </w:rPr>
+        <w:t xml:space="preserve">       greater&lt;pair&lt;long </w:t>
+      </w:r>
+      <w:proofErr w:type="spellStart"/>
+      <w:r>
+        <w:rPr>
+          <w:rFonts w:ascii="Consolas" w:hAnsi="Consolas"/>
+          <w:sz w:val="18"/>
+          <w:szCs w:val="18"/>
+        </w:rPr>
+        <w:t>long</w:t>
+      </w:r>
+      <w:proofErr w:type="spellEnd"/>
+      <w:r>
+        <w:rPr>
+          <w:rFonts w:ascii="Consolas" w:hAnsi="Consolas"/>
+          <w:sz w:val="18"/>
+          <w:szCs w:val="18"/>
+        </w:rPr>
+        <w:t xml:space="preserve">, int&gt;&gt;&gt; </w:t>
+      </w:r>
+      <w:proofErr w:type="spellStart"/>
+      <w:r>
+        <w:rPr>
+          <w:rFonts w:ascii="Consolas" w:hAnsi="Consolas"/>
+          <w:sz w:val="18"/>
+          <w:szCs w:val="18"/>
+        </w:rPr>
+        <w:t>pq</w:t>
+      </w:r>
+      <w:proofErr w:type="spellEnd"/>
+      <w:r>
+        <w:rPr>
+          <w:rFonts w:ascii="Consolas" w:hAnsi="Consolas"/>
+          <w:sz w:val="18"/>
+          <w:szCs w:val="18"/>
+        </w:rPr>
+        <w:t>;</w:t>
+      </w:r>
+    </w:p>
+    <w:p>
+      <w:pPr>
+        <w:spacing w:after="0" w:line="240" w:lineRule="auto"/>
+        <w:rPr>
+          <w:rFonts w:ascii="Consolas" w:hAnsi="Consolas"/>
+          <w:sz w:val="18"/>
+          <w:szCs w:val="18"/>
+        </w:rPr>
+      </w:pPr>
+      <w:r>
+        <w:rPr>
+          <w:rFonts w:ascii="Consolas" w:hAnsi="Consolas"/>
+          <w:sz w:val="18"/>
+          <w:szCs w:val="18"/>
+        </w:rPr>
+        <w:t>   </w:t>
+      </w:r>
+      <w:proofErr w:type="spellStart"/>
+      <w:r>
+        <w:rPr>
+          <w:rFonts w:ascii="Consolas" w:hAnsi="Consolas"/>
+          <w:sz w:val="18"/>
+          <w:szCs w:val="18"/>
+        </w:rPr>
+        <w:t>dist</w:t>
+      </w:r>
+      <w:proofErr w:type="spellEnd"/>
+      <w:r>
+        <w:rPr>
+          <w:rFonts w:ascii="Consolas" w:hAnsi="Consolas"/>
+          <w:sz w:val="18"/>
+          <w:szCs w:val="18"/>
+        </w:rPr>
+        <w:t>[</w:t>
+      </w:r>
+      <w:proofErr w:type="spellStart"/>
+      <w:r>
+        <w:rPr>
+          <w:rFonts w:ascii="Consolas" w:hAnsi="Consolas"/>
+          <w:sz w:val="18"/>
+          <w:szCs w:val="18"/>
+        </w:rPr>
+        <w:t>src</w:t>
+      </w:r>
+      <w:proofErr w:type="spellEnd"/>
+      <w:r>
+        <w:rPr>
+          <w:rFonts w:ascii="Consolas" w:hAnsi="Consolas"/>
+          <w:sz w:val="18"/>
+          <w:szCs w:val="18"/>
+        </w:rPr>
+        <w:t>] = 0;</w:t>
+      </w:r>
+    </w:p>
+    <w:p>
+      <w:pPr>
+        <w:spacing w:after="0" w:line="240" w:lineRule="auto"/>
+        <w:rPr>
+          <w:rFonts w:ascii="Consolas" w:hAnsi="Consolas"/>
+          <w:sz w:val="18"/>
+          <w:szCs w:val="18"/>
+        </w:rPr>
+      </w:pPr>
+      <w:r>
+        <w:rPr>
+          <w:rFonts w:ascii="Consolas" w:hAnsi="Consolas"/>
+          <w:sz w:val="18"/>
+          <w:szCs w:val="18"/>
+        </w:rPr>
+        <w:t>   </w:t>
+      </w:r>
+      <w:proofErr w:type="spellStart"/>
+      <w:proofErr w:type="gramStart"/>
+      <w:r>
+        <w:rPr>
+          <w:rFonts w:ascii="Consolas" w:hAnsi="Consolas"/>
+          <w:sz w:val="18"/>
+          <w:szCs w:val="18"/>
+        </w:rPr>
+        <w:t>pq.push</w:t>
+      </w:r>
+      <w:proofErr w:type="spellEnd"/>
+      <w:proofErr w:type="gramEnd"/>
+      <w:r>
+        <w:rPr>
+          <w:rFonts w:ascii="Consolas" w:hAnsi="Consolas"/>
+          <w:sz w:val="18"/>
+          <w:szCs w:val="18"/>
+        </w:rPr>
+        <w:t>(</w:t>
+      </w:r>
+      <w:proofErr w:type="spellStart"/>
+      <w:r>
+        <w:rPr>
+          <w:rFonts w:ascii="Consolas" w:hAnsi="Consolas"/>
+          <w:sz w:val="18"/>
+          <w:szCs w:val="18"/>
+        </w:rPr>
+        <w:t>make_</w:t>
+      </w:r>
+      <w:proofErr w:type="gramStart"/>
+      <w:r>
+        <w:rPr>
+          <w:rFonts w:ascii="Consolas" w:hAnsi="Consolas"/>
+          <w:sz w:val="18"/>
+          <w:szCs w:val="18"/>
+        </w:rPr>
+        <w:t>pair</w:t>
+      </w:r>
+      <w:proofErr w:type="spellEnd"/>
+      <w:r>
+        <w:rPr>
+          <w:rFonts w:ascii="Consolas" w:hAnsi="Consolas"/>
+          <w:sz w:val="18"/>
+          <w:szCs w:val="18"/>
+        </w:rPr>
+        <w:t>(</w:t>
+      </w:r>
+      <w:proofErr w:type="gramEnd"/>
+      <w:r>
+        <w:rPr>
+          <w:rFonts w:ascii="Consolas" w:hAnsi="Consolas"/>
+          <w:sz w:val="18"/>
+          <w:szCs w:val="18"/>
+        </w:rPr>
+        <w:t xml:space="preserve">0LL, </w:t>
+      </w:r>
+      <w:proofErr w:type="spellStart"/>
+      <w:r>
+        <w:rPr>
+          <w:rFonts w:ascii="Consolas" w:hAnsi="Consolas"/>
+          <w:sz w:val="18"/>
+          <w:szCs w:val="18"/>
+        </w:rPr>
+        <w:t>src</w:t>
+      </w:r>
+      <w:proofErr w:type="spellEnd"/>
+      <w:r>
+        <w:rPr>
+          <w:rFonts w:ascii="Consolas" w:hAnsi="Consolas"/>
+          <w:sz w:val="18"/>
+          <w:szCs w:val="18"/>
+        </w:rPr>
+        <w:t>));</w:t>
+      </w:r>
+    </w:p>
+    <w:p>
+      <w:pPr>
+        <w:spacing w:after="0" w:line="240" w:lineRule="auto"/>
+        <w:rPr>
+          <w:rFonts w:ascii="Consolas" w:hAnsi="Consolas"/>
+          <w:sz w:val="18"/>
+          <w:szCs w:val="18"/>
+        </w:rPr>
+      </w:pPr>
+      <w:r>
+        <w:rPr>
+          <w:rFonts w:ascii="Consolas" w:hAnsi="Consolas"/>
+          <w:sz w:val="18"/>
+          <w:szCs w:val="18"/>
+        </w:rPr>
+        <w:t xml:space="preserve">   while </w:t>
+      </w:r>
+      <w:proofErr w:type="gramStart"/>
+      <w:r>
+        <w:rPr>
+          <w:rFonts w:ascii="Consolas" w:hAnsi="Consolas"/>
+          <w:sz w:val="18"/>
+          <w:szCs w:val="18"/>
+        </w:rPr>
+        <w:t>(!</w:t>
+      </w:r>
+      <w:proofErr w:type="spellStart"/>
+      <w:r>
+        <w:rPr>
+          <w:rFonts w:ascii="Consolas" w:hAnsi="Consolas"/>
+          <w:sz w:val="18"/>
+          <w:szCs w:val="18"/>
+        </w:rPr>
+        <w:t>pq</w:t>
+      </w:r>
+      <w:proofErr w:type="gramEnd"/>
+      <w:r>
+        <w:rPr>
+          <w:rFonts w:ascii="Consolas" w:hAnsi="Consolas"/>
+          <w:sz w:val="18"/>
+          <w:szCs w:val="18"/>
+        </w:rPr>
+        <w:t>.</w:t>
+      </w:r>
+      <w:proofErr w:type="gramStart"/>
+      <w:r>
+        <w:rPr>
+          <w:rFonts w:ascii="Consolas" w:hAnsi="Consolas"/>
+          <w:sz w:val="18"/>
+          <w:szCs w:val="18"/>
+        </w:rPr>
+        <w:t>empty</w:t>
+      </w:r>
+      <w:proofErr w:type="spellEnd"/>
+      <w:r>
+        <w:rPr>
+          <w:rFonts w:ascii="Consolas" w:hAnsi="Consolas"/>
+          <w:sz w:val="18"/>
+          <w:szCs w:val="18"/>
+        </w:rPr>
+        <w:t>(</w:t>
+      </w:r>
+      <w:proofErr w:type="gramEnd"/>
+      <w:r>
+        <w:rPr>
+          <w:rFonts w:ascii="Consolas" w:hAnsi="Consolas"/>
+          <w:sz w:val="18"/>
+          <w:szCs w:val="18"/>
+        </w:rPr>
+        <w:t>)) {</w:t>
+      </w:r>
+    </w:p>
+    <w:p>
+      <w:pPr>
+        <w:spacing w:after="0" w:line="240" w:lineRule="auto"/>
+        <w:rPr>
+          <w:rFonts w:ascii="Consolas" w:hAnsi="Consolas"/>
+          <w:sz w:val="18"/>
+          <w:szCs w:val="18"/>
+        </w:rPr>
+      </w:pPr>
+      <w:r>
+        <w:rPr>
+          <w:rFonts w:ascii="Consolas" w:hAnsi="Consolas"/>
+          <w:sz w:val="18"/>
+          <w:szCs w:val="18"/>
+        </w:rPr>
+        <w:t xml:space="preserve">       long </w:t>
+      </w:r>
+      <w:proofErr w:type="spellStart"/>
+      <w:r>
+        <w:rPr>
+          <w:rFonts w:ascii="Consolas" w:hAnsi="Consolas"/>
+          <w:sz w:val="18"/>
+          <w:szCs w:val="18"/>
+        </w:rPr>
+        <w:t>long</w:t>
+      </w:r>
+      <w:proofErr w:type="spellEnd"/>
+      <w:r>
+        <w:rPr>
+          <w:rFonts w:ascii="Consolas" w:hAnsi="Consolas"/>
+          <w:sz w:val="18"/>
+          <w:szCs w:val="18"/>
+        </w:rPr>
+        <w:t xml:space="preserve"> d = </w:t>
+      </w:r>
+      <w:proofErr w:type="spellStart"/>
+      <w:proofErr w:type="gramStart"/>
+      <w:r>
+        <w:rPr>
+          <w:rFonts w:ascii="Consolas" w:hAnsi="Consolas"/>
+          <w:sz w:val="18"/>
+          <w:szCs w:val="18"/>
+        </w:rPr>
+        <w:t>pq.top</w:t>
+      </w:r>
+      <w:proofErr w:type="spellEnd"/>
+      <w:r>
+        <w:rPr>
+          <w:rFonts w:ascii="Consolas" w:hAnsi="Consolas"/>
+          <w:sz w:val="18"/>
+          <w:szCs w:val="18"/>
+        </w:rPr>
+        <w:t>().first</w:t>
+      </w:r>
+      <w:proofErr w:type="gramEnd"/>
+      <w:r>
+        <w:rPr>
+          <w:rFonts w:ascii="Consolas" w:hAnsi="Consolas"/>
+          <w:sz w:val="18"/>
+          <w:szCs w:val="18"/>
+        </w:rPr>
+        <w:t>;</w:t>
+      </w:r>
+    </w:p>
+    <w:p>
+      <w:pPr>
+        <w:spacing w:after="0" w:line="240" w:lineRule="auto"/>
+        <w:rPr>
+          <w:rFonts w:ascii="Consolas" w:hAnsi="Consolas"/>
+          <w:sz w:val="18"/>
+          <w:szCs w:val="18"/>
+        </w:rPr>
+      </w:pPr>
+      <w:r>
+        <w:rPr>
+          <w:rFonts w:ascii="Consolas" w:hAnsi="Consolas"/>
+          <w:sz w:val="18"/>
+          <w:szCs w:val="18"/>
+        </w:rPr>
+        <w:t xml:space="preserve">       int u = </w:t>
+      </w:r>
+      <w:proofErr w:type="spellStart"/>
+      <w:proofErr w:type="gramStart"/>
+      <w:r>
+        <w:rPr>
+          <w:rFonts w:ascii="Consolas" w:hAnsi="Consolas"/>
+          <w:sz w:val="18"/>
+          <w:szCs w:val="18"/>
+        </w:rPr>
+        <w:t>pq.top</w:t>
+      </w:r>
+      <w:proofErr w:type="spellEnd"/>
+      <w:r>
+        <w:rPr>
+          <w:rFonts w:ascii="Consolas" w:hAnsi="Consolas"/>
+          <w:sz w:val="18"/>
+          <w:szCs w:val="18"/>
+        </w:rPr>
+        <w:t>().second</w:t>
+      </w:r>
+      <w:proofErr w:type="gramEnd"/>
+      <w:r>
+        <w:rPr>
+          <w:rFonts w:ascii="Consolas" w:hAnsi="Consolas"/>
+          <w:sz w:val="18"/>
+          <w:szCs w:val="18"/>
+        </w:rPr>
+        <w:t>;</w:t>
+      </w:r>
+    </w:p>
+    <w:p>
+      <w:pPr>
+        <w:spacing w:after="0" w:line="240" w:lineRule="auto"/>
+        <w:rPr>
+          <w:rFonts w:ascii="Consolas" w:hAnsi="Consolas"/>
+          <w:sz w:val="18"/>
+          <w:szCs w:val="18"/>
+        </w:rPr>
+      </w:pPr>
+      <w:r>
+        <w:rPr>
+          <w:rFonts w:ascii="Consolas" w:hAnsi="Consolas"/>
+          <w:sz w:val="18"/>
+          <w:szCs w:val="18"/>
+        </w:rPr>
+        <w:t>       </w:t>
+      </w:r>
+      <w:proofErr w:type="spellStart"/>
+      <w:proofErr w:type="gramStart"/>
+      <w:r>
+        <w:rPr>
+          <w:rFonts w:ascii="Consolas" w:hAnsi="Consolas"/>
+          <w:sz w:val="18"/>
+          <w:szCs w:val="18"/>
+        </w:rPr>
+        <w:t>pq.pop</w:t>
+      </w:r>
+      <w:proofErr w:type="spellEnd"/>
+      <w:r>
+        <w:rPr>
+          <w:rFonts w:ascii="Consolas" w:hAnsi="Consolas"/>
+          <w:sz w:val="18"/>
+          <w:szCs w:val="18"/>
+        </w:rPr>
+        <w:t>(</w:t>
+      </w:r>
+      <w:proofErr w:type="gramEnd"/>
+      <w:r>
+        <w:rPr>
+          <w:rFonts w:ascii="Consolas" w:hAnsi="Consolas"/>
+          <w:sz w:val="18"/>
+          <w:szCs w:val="18"/>
+        </w:rPr>
+        <w:t>);</w:t>
+      </w:r>
+    </w:p>
+    <w:p>
+      <w:pPr>
+        <w:spacing w:after="0" w:line="240" w:lineRule="auto"/>
+        <w:rPr>
+          <w:rFonts w:ascii="Consolas" w:hAnsi="Consolas"/>
+          <w:sz w:val="18"/>
+          <w:szCs w:val="18"/>
+        </w:rPr>
+      </w:pPr>
+      <w:r>
+        <w:rPr>
+          <w:rFonts w:ascii="Consolas" w:hAnsi="Consolas"/>
+          <w:sz w:val="18"/>
+          <w:szCs w:val="18"/>
+        </w:rPr>
+        <w:t xml:space="preserve">       if (d &gt; </w:t>
+      </w:r>
+      <w:proofErr w:type="spellStart"/>
+      <w:r>
+        <w:rPr>
+          <w:rFonts w:ascii="Consolas" w:hAnsi="Consolas"/>
+          <w:sz w:val="18"/>
+          <w:szCs w:val="18"/>
+        </w:rPr>
+        <w:t>dist</w:t>
+      </w:r>
+      <w:proofErr w:type="spellEnd"/>
+      <w:r>
+        <w:rPr>
+          <w:rFonts w:ascii="Consolas" w:hAnsi="Consolas"/>
+          <w:sz w:val="18"/>
+          <w:szCs w:val="18"/>
+        </w:rPr>
+        <w:t>[u])</w:t>
+      </w:r>
+    </w:p>
+    <w:p>
+      <w:pPr>
+        <w:spacing w:after="0" w:line="240" w:lineRule="auto"/>
+        <w:rPr>
+          <w:rFonts w:ascii="Consolas" w:hAnsi="Consolas"/>
+          <w:sz w:val="18"/>
+          <w:szCs w:val="18"/>
+        </w:rPr>
+      </w:pPr>
+      <w:r>
+        <w:rPr>
+          <w:rFonts w:ascii="Consolas" w:hAnsi="Consolas"/>
+          <w:sz w:val="18"/>
+          <w:szCs w:val="18"/>
+        </w:rPr>
+        <w:t>           continue;</w:t>
+      </w:r>
+    </w:p>
+    <w:p>
+      <w:pPr>
+        <w:spacing w:after="0" w:line="240" w:lineRule="auto"/>
+        <w:rPr>
+          <w:rFonts w:ascii="Consolas" w:hAnsi="Consolas"/>
+          <w:sz w:val="18"/>
+          <w:szCs w:val="18"/>
+        </w:rPr>
+      </w:pPr>
+      <w:r>
+        <w:rPr>
+          <w:rFonts w:ascii="Consolas" w:hAnsi="Consolas"/>
+          <w:sz w:val="18"/>
+          <w:szCs w:val="18"/>
+        </w:rPr>
+        <w:t xml:space="preserve">       for (int </w:t>
+      </w:r>
+      <w:proofErr w:type="spellStart"/>
+      <w:r>
+        <w:rPr>
+          <w:rFonts w:ascii="Consolas" w:hAnsi="Consolas"/>
+          <w:sz w:val="18"/>
+          <w:szCs w:val="18"/>
+        </w:rPr>
+        <w:t>i</w:t>
+      </w:r>
+      <w:proofErr w:type="spellEnd"/>
+      <w:r>
+        <w:rPr>
+          <w:rFonts w:ascii="Consolas" w:hAnsi="Consolas"/>
+          <w:sz w:val="18"/>
+          <w:szCs w:val="18"/>
+        </w:rPr>
+        <w:t xml:space="preserve"> = 0; </w:t>
+      </w:r>
+      <w:proofErr w:type="spellStart"/>
+      <w:r>
+        <w:rPr>
+          <w:rFonts w:ascii="Consolas" w:hAnsi="Consolas"/>
+          <w:sz w:val="18"/>
+          <w:szCs w:val="18"/>
+        </w:rPr>
+        <w:t>i</w:t>
+      </w:r>
+      <w:proofErr w:type="spellEnd"/>
+      <w:r>
+        <w:rPr>
+          <w:rFonts w:ascii="Consolas" w:hAnsi="Consolas"/>
+          <w:sz w:val="18"/>
+          <w:szCs w:val="18"/>
+        </w:rPr>
+        <w:t xml:space="preserve"> &lt; (int)</w:t>
+      </w:r>
+      <w:proofErr w:type="spellStart"/>
+      <w:r>
+        <w:rPr>
+          <w:rFonts w:ascii="Consolas" w:hAnsi="Consolas"/>
+          <w:sz w:val="18"/>
+          <w:szCs w:val="18"/>
+        </w:rPr>
+        <w:t>adj</w:t>
+      </w:r>
+      <w:proofErr w:type="spellEnd"/>
+      <w:r>
+        <w:rPr>
+          <w:rFonts w:ascii="Consolas" w:hAnsi="Consolas"/>
+          <w:sz w:val="18"/>
+          <w:szCs w:val="18"/>
+        </w:rPr>
+        <w:t>[u</w:t>
+      </w:r>
+      <w:proofErr w:type="gramStart"/>
+      <w:r>
+        <w:rPr>
+          <w:rFonts w:ascii="Consolas" w:hAnsi="Consolas"/>
+          <w:sz w:val="18"/>
+          <w:szCs w:val="18"/>
+        </w:rPr>
+        <w:t>].size</w:t>
+      </w:r>
+      <w:proofErr w:type="gramEnd"/>
+      <w:r>
+        <w:rPr>
+          <w:rFonts w:ascii="Consolas" w:hAnsi="Consolas"/>
+          <w:sz w:val="18"/>
+          <w:szCs w:val="18"/>
+        </w:rPr>
+        <w:t xml:space="preserve">(); </w:t>
+      </w:r>
+      <w:proofErr w:type="spellStart"/>
+      <w:r>
+        <w:rPr>
+          <w:rFonts w:ascii="Consolas" w:hAnsi="Consolas"/>
+          <w:sz w:val="18"/>
+          <w:szCs w:val="18"/>
+        </w:rPr>
+        <w:t>i</w:t>
+      </w:r>
+      <w:proofErr w:type="spellEnd"/>
+      <w:r>
+        <w:rPr>
+          <w:rFonts w:ascii="Consolas" w:hAnsi="Consolas"/>
+          <w:sz w:val="18"/>
+          <w:szCs w:val="18"/>
+        </w:rPr>
+        <w:t>++) {</w:t>
+      </w:r>
+    </w:p>
+    <w:p>
+      <w:pPr>
+        <w:spacing w:after="0" w:line="240" w:lineRule="auto"/>
+        <w:rPr>
+          <w:rFonts w:ascii="Consolas" w:hAnsi="Consolas"/>
+          <w:sz w:val="18"/>
+          <w:szCs w:val="18"/>
+        </w:rPr>
+      </w:pPr>
+      <w:r>
+        <w:rPr>
+          <w:rFonts w:ascii="Consolas" w:hAnsi="Consolas"/>
+          <w:sz w:val="18"/>
+          <w:szCs w:val="18"/>
+        </w:rPr>
+        <w:t xml:space="preserve">           int v = </w:t>
+      </w:r>
+      <w:proofErr w:type="spellStart"/>
+      <w:r>
+        <w:rPr>
+          <w:rFonts w:ascii="Consolas" w:hAnsi="Consolas"/>
+          <w:sz w:val="18"/>
+          <w:szCs w:val="18"/>
+        </w:rPr>
+        <w:t>adj</w:t>
+      </w:r>
+      <w:proofErr w:type="spellEnd"/>
+      <w:r>
+        <w:rPr>
+          <w:rFonts w:ascii="Consolas" w:hAnsi="Consolas"/>
+          <w:sz w:val="18"/>
+          <w:szCs w:val="18"/>
+        </w:rPr>
+        <w:t>[u][</w:t>
+      </w:r>
+      <w:proofErr w:type="spellStart"/>
+      <w:r>
+        <w:rPr>
+          <w:rFonts w:ascii="Consolas" w:hAnsi="Consolas"/>
+          <w:sz w:val="18"/>
+          <w:szCs w:val="18"/>
+        </w:rPr>
+        <w:t>i</w:t>
+      </w:r>
+      <w:proofErr w:type="spellEnd"/>
+      <w:proofErr w:type="gramStart"/>
+      <w:r>
+        <w:rPr>
+          <w:rFonts w:ascii="Consolas" w:hAnsi="Consolas"/>
+          <w:sz w:val="18"/>
+          <w:szCs w:val="18"/>
+        </w:rPr>
+        <w:t>].first</w:t>
+      </w:r>
+      <w:proofErr w:type="gramEnd"/>
+      <w:r>
+        <w:rPr>
+          <w:rFonts w:ascii="Consolas" w:hAnsi="Consolas"/>
+          <w:sz w:val="18"/>
+          <w:szCs w:val="18"/>
+        </w:rPr>
+        <w:t>;</w:t>
+      </w:r>
+    </w:p>
+    <w:p>
+      <w:pPr>
+        <w:spacing w:after="0" w:line="240" w:lineRule="auto"/>
+        <w:rPr>
+          <w:rFonts w:ascii="Consolas" w:hAnsi="Consolas"/>
+          <w:sz w:val="18"/>
+          <w:szCs w:val="18"/>
+        </w:rPr>
+      </w:pPr>
+      <w:r>
+        <w:rPr>
+          <w:rFonts w:ascii="Consolas" w:hAnsi="Consolas"/>
+          <w:sz w:val="18"/>
+          <w:szCs w:val="18"/>
+        </w:rPr>
+        <w:t xml:space="preserve">           int w = </w:t>
+      </w:r>
+      <w:proofErr w:type="spellStart"/>
+      <w:r>
+        <w:rPr>
+          <w:rFonts w:ascii="Consolas" w:hAnsi="Consolas"/>
+          <w:sz w:val="18"/>
+          <w:szCs w:val="18"/>
+        </w:rPr>
+        <w:t>adj</w:t>
+      </w:r>
+      <w:proofErr w:type="spellEnd"/>
+      <w:r>
+        <w:rPr>
+          <w:rFonts w:ascii="Consolas" w:hAnsi="Consolas"/>
+          <w:sz w:val="18"/>
+          <w:szCs w:val="18"/>
+        </w:rPr>
+        <w:t>[u][</w:t>
+      </w:r>
+      <w:proofErr w:type="spellStart"/>
+      <w:r>
+        <w:rPr>
+          <w:rFonts w:ascii="Consolas" w:hAnsi="Consolas"/>
+          <w:sz w:val="18"/>
+          <w:szCs w:val="18"/>
+        </w:rPr>
+        <w:t>i</w:t>
+      </w:r>
+      <w:proofErr w:type="spellEnd"/>
+      <w:proofErr w:type="gramStart"/>
+      <w:r>
+        <w:rPr>
+          <w:rFonts w:ascii="Consolas" w:hAnsi="Consolas"/>
+          <w:sz w:val="18"/>
+          <w:szCs w:val="18"/>
+        </w:rPr>
+        <w:t>].second</w:t>
+      </w:r>
+      <w:proofErr w:type="gramEnd"/>
+      <w:r>
+        <w:rPr>
+          <w:rFonts w:ascii="Consolas" w:hAnsi="Consolas"/>
+          <w:sz w:val="18"/>
+          <w:szCs w:val="18"/>
+        </w:rPr>
+        <w:t>;</w:t>
+      </w:r>
+    </w:p>
+    <w:p>
+      <w:pPr>
+        <w:spacing w:after="0" w:line="240" w:lineRule="auto"/>
+        <w:rPr>
+          <w:rFonts w:ascii="Consolas" w:hAnsi="Consolas"/>
+          <w:sz w:val="18"/>
+          <w:szCs w:val="18"/>
+        </w:rPr>
+      </w:pPr>
+      <w:r>
+        <w:rPr>
+          <w:rFonts w:ascii="Consolas" w:hAnsi="Consolas"/>
+          <w:sz w:val="18"/>
+          <w:szCs w:val="18"/>
+        </w:rPr>
+        <w:t>           if (</w:t>
+      </w:r>
+      <w:proofErr w:type="spellStart"/>
+      <w:r>
+        <w:rPr>
+          <w:rFonts w:ascii="Consolas" w:hAnsi="Consolas"/>
+          <w:sz w:val="18"/>
+          <w:szCs w:val="18"/>
+        </w:rPr>
+        <w:t>dist</w:t>
+      </w:r>
+      <w:proofErr w:type="spellEnd"/>
+      <w:r>
+        <w:rPr>
+          <w:rFonts w:ascii="Consolas" w:hAnsi="Consolas"/>
+          <w:sz w:val="18"/>
+          <w:szCs w:val="18"/>
+        </w:rPr>
+        <w:t xml:space="preserve">[v] &gt; </w:t>
+      </w:r>
+      <w:proofErr w:type="spellStart"/>
+      <w:r>
+        <w:rPr>
+          <w:rFonts w:ascii="Consolas" w:hAnsi="Consolas"/>
+          <w:sz w:val="18"/>
+          <w:szCs w:val="18"/>
+        </w:rPr>
+        <w:t>dist</w:t>
+      </w:r>
+      <w:proofErr w:type="spellEnd"/>
+      <w:r>
+        <w:rPr>
+          <w:rFonts w:ascii="Consolas" w:hAnsi="Consolas"/>
+          <w:sz w:val="18"/>
+          <w:szCs w:val="18"/>
+        </w:rPr>
+        <w:t>[u] + w) {</w:t>
       </w:r>
     </w:p>
     <w:p>
@@ -20149,95 +21265,133 @@
         </w:rPr>
         <w:t>               </w:t>
       </w:r>
-      <w:proofErr w:type="gramStart"/>
-      <w:r>
-        <w:rPr>
-          <w:rFonts w:ascii="Consolas" w:hAnsi="Consolas"/>
-          <w:sz w:val="18"/>
-          <w:szCs w:val="18"/>
-        </w:rPr>
-        <w:t>swap(</w:t>
-      </w:r>
-      <w:proofErr w:type="gramEnd"/>
-      <w:r>
-        <w:rPr>
-          <w:rFonts w:ascii="Consolas" w:hAnsi="Consolas"/>
-          <w:sz w:val="18"/>
-          <w:szCs w:val="18"/>
-        </w:rPr>
-        <w:t>a, b);</w:t>
-      </w:r>
-    </w:p>
-    <w:p>
-      <w:pPr>
-        <w:spacing w:after="0" w:line="240" w:lineRule="auto"/>
-        <w:rPr>
-          <w:rFonts w:ascii="Consolas" w:hAnsi="Consolas"/>
-          <w:sz w:val="18"/>
-          <w:szCs w:val="18"/>
-        </w:rPr>
-      </w:pPr>
-      <w:r>
-        <w:rPr>
-          <w:rFonts w:ascii="Consolas" w:hAnsi="Consolas"/>
-          <w:sz w:val="18"/>
-          <w:szCs w:val="18"/>
-        </w:rPr>
-        <w:t>           parent[b] = a;</w:t>
-      </w:r>
-    </w:p>
-    <w:p>
-      <w:pPr>
-        <w:spacing w:after="0" w:line="240" w:lineRule="auto"/>
-        <w:rPr>
-          <w:rFonts w:ascii="Consolas" w:hAnsi="Consolas"/>
-          <w:sz w:val="18"/>
-          <w:szCs w:val="18"/>
-        </w:rPr>
-      </w:pPr>
-      <w:r>
-        <w:rPr>
-          <w:rFonts w:ascii="Consolas" w:hAnsi="Consolas"/>
-          <w:sz w:val="18"/>
-          <w:szCs w:val="18"/>
-        </w:rPr>
-        <w:t>           </w:t>
-      </w:r>
-      <w:proofErr w:type="spellStart"/>
-      <w:r>
-        <w:rPr>
-          <w:rFonts w:ascii="Consolas" w:hAnsi="Consolas"/>
-          <w:sz w:val="18"/>
-          <w:szCs w:val="18"/>
-        </w:rPr>
-        <w:t>sz</w:t>
-      </w:r>
-      <w:proofErr w:type="spellEnd"/>
-      <w:r>
-        <w:rPr>
-          <w:rFonts w:ascii="Consolas" w:hAnsi="Consolas"/>
-          <w:sz w:val="18"/>
-          <w:szCs w:val="18"/>
-        </w:rPr>
-        <w:t xml:space="preserve">[a] += </w:t>
-      </w:r>
-      <w:proofErr w:type="spellStart"/>
-      <w:r>
-        <w:rPr>
-          <w:rFonts w:ascii="Consolas" w:hAnsi="Consolas"/>
-          <w:sz w:val="18"/>
-          <w:szCs w:val="18"/>
-        </w:rPr>
-        <w:t>sz</w:t>
-      </w:r>
-      <w:proofErr w:type="spellEnd"/>
-      <w:r>
-        <w:rPr>
-          <w:rFonts w:ascii="Consolas" w:hAnsi="Consolas"/>
-          <w:sz w:val="18"/>
-          <w:szCs w:val="18"/>
-        </w:rPr>
-        <w:t>[b];</w:t>
+      <w:proofErr w:type="spellStart"/>
+      <w:r>
+        <w:rPr>
+          <w:rFonts w:ascii="Consolas" w:hAnsi="Consolas"/>
+          <w:sz w:val="18"/>
+          <w:szCs w:val="18"/>
+        </w:rPr>
+        <w:t>dist</w:t>
+      </w:r>
+      <w:proofErr w:type="spellEnd"/>
+      <w:r>
+        <w:rPr>
+          <w:rFonts w:ascii="Consolas" w:hAnsi="Consolas"/>
+          <w:sz w:val="18"/>
+          <w:szCs w:val="18"/>
+        </w:rPr>
+        <w:t xml:space="preserve">[v] = </w:t>
+      </w:r>
+      <w:proofErr w:type="spellStart"/>
+      <w:r>
+        <w:rPr>
+          <w:rFonts w:ascii="Consolas" w:hAnsi="Consolas"/>
+          <w:sz w:val="18"/>
+          <w:szCs w:val="18"/>
+        </w:rPr>
+        <w:t>dist</w:t>
+      </w:r>
+      <w:proofErr w:type="spellEnd"/>
+      <w:r>
+        <w:rPr>
+          <w:rFonts w:ascii="Consolas" w:hAnsi="Consolas"/>
+          <w:sz w:val="18"/>
+          <w:szCs w:val="18"/>
+        </w:rPr>
+        <w:t>[u] + w;</w:t>
+      </w:r>
+    </w:p>
+    <w:p>
+      <w:pPr>
+        <w:spacing w:after="0" w:line="240" w:lineRule="auto"/>
+        <w:rPr>
+          <w:rFonts w:ascii="Consolas" w:hAnsi="Consolas"/>
+          <w:sz w:val="18"/>
+          <w:szCs w:val="18"/>
+        </w:rPr>
+      </w:pPr>
+      <w:r>
+        <w:rPr>
+          <w:rFonts w:ascii="Consolas" w:hAnsi="Consolas"/>
+          <w:sz w:val="18"/>
+          <w:szCs w:val="18"/>
+        </w:rPr>
+        <w:t>               </w:t>
+      </w:r>
+      <w:proofErr w:type="spellStart"/>
+      <w:proofErr w:type="gramStart"/>
+      <w:r>
+        <w:rPr>
+          <w:rFonts w:ascii="Consolas" w:hAnsi="Consolas"/>
+          <w:sz w:val="18"/>
+          <w:szCs w:val="18"/>
+        </w:rPr>
+        <w:t>pq.push</w:t>
+      </w:r>
+      <w:proofErr w:type="spellEnd"/>
+      <w:proofErr w:type="gramEnd"/>
+      <w:r>
+        <w:rPr>
+          <w:rFonts w:ascii="Consolas" w:hAnsi="Consolas"/>
+          <w:sz w:val="18"/>
+          <w:szCs w:val="18"/>
+        </w:rPr>
+        <w:t>(</w:t>
+      </w:r>
+      <w:proofErr w:type="spellStart"/>
+      <w:r>
+        <w:rPr>
+          <w:rFonts w:ascii="Consolas" w:hAnsi="Consolas"/>
+          <w:sz w:val="18"/>
+          <w:szCs w:val="18"/>
+        </w:rPr>
+        <w:t>make_pair</w:t>
+      </w:r>
+      <w:proofErr w:type="spellEnd"/>
+      <w:r>
+        <w:rPr>
+          <w:rFonts w:ascii="Consolas" w:hAnsi="Consolas"/>
+          <w:sz w:val="18"/>
+          <w:szCs w:val="18"/>
+        </w:rPr>
+        <w:t>(</w:t>
+      </w:r>
+      <w:proofErr w:type="spellStart"/>
+      <w:r>
+        <w:rPr>
+          <w:rFonts w:ascii="Consolas" w:hAnsi="Consolas"/>
+          <w:sz w:val="18"/>
+          <w:szCs w:val="18"/>
+        </w:rPr>
+        <w:t>dist</w:t>
+      </w:r>
+      <w:proofErr w:type="spellEnd"/>
+      <w:r>
+        <w:rPr>
+          <w:rFonts w:ascii="Consolas" w:hAnsi="Consolas"/>
+          <w:sz w:val="18"/>
+          <w:szCs w:val="18"/>
+        </w:rPr>
+        <w:t>[v], v));</w:t>
+      </w:r>
+    </w:p>
+    <w:p>
+      <w:pPr>
+        <w:spacing w:after="0" w:line="240" w:lineRule="auto"/>
+        <w:rPr>
+          <w:rFonts w:ascii="Consolas" w:hAnsi="Consolas"/>
+          <w:sz w:val="18"/>
+          <w:szCs w:val="18"/>
+        </w:rPr>
+      </w:pPr>
+      <w:r>
+        <w:rPr>
+          <w:rFonts w:ascii="Consolas" w:hAnsi="Consolas"/>
+          <w:sz w:val="18"/>
+          <w:szCs w:val="18"/>
+        </w:rPr>
+        <w:t>           }</w:t>
       </w:r>
     </w:p>
     <w:p>
@@ -20291,35 +21445,81 @@
           <w:sz w:val="18"/>
           <w:szCs w:val="18"/>
         </w:rPr>
-        <w:t>};</w:t>
-      </w:r>
-    </w:p>
-    <w:p>
-      <w:pPr>
-        <w:spacing w:after="0" w:line="240" w:lineRule="auto"/>
-        <w:rPr>
-          <w:rFonts w:ascii="Consolas" w:hAnsi="Consolas"/>
-          <w:sz w:val="18"/>
-          <w:szCs w:val="18"/>
-        </w:rPr>
-      </w:pPr>
-      <w:r>
-        <w:rPr>
-          <w:rFonts w:ascii="Consolas" w:hAnsi="Consolas"/>
-          <w:sz w:val="18"/>
-          <w:szCs w:val="18"/>
-        </w:rPr>
-        <w:t xml:space="preserve">vector&lt;long long&gt; </w:t>
-      </w:r>
-      <w:proofErr w:type="spellStart"/>
-      <w:proofErr w:type="gramStart"/>
-      <w:r>
-        <w:rPr>
-          <w:rFonts w:ascii="Consolas" w:hAnsi="Consolas"/>
-          <w:sz w:val="18"/>
-          <w:szCs w:val="18"/>
-        </w:rPr>
-        <w:t>dijkstra</w:t>
+        <w:t xml:space="preserve">   return </w:t>
+      </w:r>
+      <w:proofErr w:type="spellStart"/>
+      <w:r>
+        <w:rPr>
+          <w:rFonts w:ascii="Consolas" w:hAnsi="Consolas"/>
+          <w:sz w:val="18"/>
+          <w:szCs w:val="18"/>
+        </w:rPr>
+        <w:t>dist</w:t>
+      </w:r>
+      <w:proofErr w:type="spellEnd"/>
+      <w:r>
+        <w:rPr>
+          <w:rFonts w:ascii="Consolas" w:hAnsi="Consolas"/>
+          <w:sz w:val="18"/>
+          <w:szCs w:val="18"/>
+        </w:rPr>
+        <w:t>;</w:t>
+      </w:r>
+    </w:p>
+    <w:p>
+      <w:pPr>
+        <w:spacing w:after="0" w:line="240" w:lineRule="auto"/>
+        <w:rPr>
+          <w:rFonts w:ascii="Consolas" w:hAnsi="Consolas"/>
+          <w:sz w:val="18"/>
+          <w:szCs w:val="18"/>
+        </w:rPr>
+      </w:pPr>
+      <w:r>
+        <w:rPr>
+          <w:rFonts w:ascii="Consolas" w:hAnsi="Consolas"/>
+          <w:sz w:val="18"/>
+          <w:szCs w:val="18"/>
+        </w:rPr>
+        <w:t>}</w:t>
+      </w:r>
+    </w:p>
+    <w:p>
+      <w:pPr>
+        <w:spacing w:after="0" w:line="240" w:lineRule="auto"/>
+        <w:rPr>
+          <w:rFonts w:ascii="Consolas" w:hAnsi="Consolas"/>
+          <w:sz w:val="18"/>
+          <w:szCs w:val="18"/>
+        </w:rPr>
+      </w:pPr>
+    </w:p>
+    <w:p>
+      <w:pPr>
+        <w:spacing w:after="0" w:line="240" w:lineRule="auto"/>
+        <w:rPr>
+          <w:rFonts w:ascii="Consolas" w:hAnsi="Consolas"/>
+          <w:sz w:val="18"/>
+          <w:szCs w:val="18"/>
+        </w:rPr>
+      </w:pPr>
+      <w:r>
+        <w:rPr>
+          <w:rFonts w:ascii="Consolas" w:hAnsi="Consolas"/>
+          <w:sz w:val="18"/>
+          <w:szCs w:val="18"/>
+        </w:rPr>
+        <w:t xml:space="preserve">string </w:t>
+      </w:r>
+      <w:proofErr w:type="spellStart"/>
+      <w:proofErr w:type="gramStart"/>
+      <w:r>
+        <w:rPr>
+          <w:rFonts w:ascii="Consolas" w:hAnsi="Consolas"/>
+          <w:sz w:val="18"/>
+          <w:szCs w:val="18"/>
+        </w:rPr>
+        <w:t>decimalToBaseK</w:t>
       </w:r>
       <w:proofErr w:type="spellEnd"/>
       <w:r>
@@ -20337,125 +21537,199 @@
           <w:sz w:val="18"/>
           <w:szCs w:val="18"/>
         </w:rPr>
-        <w:t xml:space="preserve">int n, </w:t>
-      </w:r>
-    </w:p>
-    <w:p>
-      <w:pPr>
-        <w:spacing w:after="0" w:line="240" w:lineRule="auto"/>
-        <w:rPr>
-          <w:rFonts w:ascii="Consolas" w:hAnsi="Consolas"/>
-          <w:sz w:val="18"/>
-          <w:szCs w:val="18"/>
-        </w:rPr>
-      </w:pPr>
-      <w:r>
-        <w:rPr>
-          <w:rFonts w:ascii="Consolas" w:hAnsi="Consolas"/>
-          <w:sz w:val="18"/>
-          <w:szCs w:val="18"/>
-        </w:rPr>
-        <w:t>   vector&lt;vector&lt;pair&lt;int, int&gt;&gt;&gt; &amp;</w:t>
-      </w:r>
-      <w:proofErr w:type="spellStart"/>
-      <w:r>
-        <w:rPr>
-          <w:rFonts w:ascii="Consolas" w:hAnsi="Consolas"/>
-          <w:sz w:val="18"/>
-          <w:szCs w:val="18"/>
-        </w:rPr>
-        <w:t>adj</w:t>
-      </w:r>
-      <w:proofErr w:type="spellEnd"/>
-      <w:r>
-        <w:rPr>
-          <w:rFonts w:ascii="Consolas" w:hAnsi="Consolas"/>
-          <w:sz w:val="18"/>
-          <w:szCs w:val="18"/>
-        </w:rPr>
-        <w:t>,</w:t>
-      </w:r>
-    </w:p>
-    <w:p>
-      <w:pPr>
-        <w:spacing w:after="0" w:line="240" w:lineRule="auto"/>
-        <w:rPr>
-          <w:rFonts w:ascii="Consolas" w:hAnsi="Consolas"/>
-          <w:sz w:val="18"/>
-          <w:szCs w:val="18"/>
-        </w:rPr>
-      </w:pPr>
-      <w:r>
-        <w:rPr>
-          <w:rFonts w:ascii="Consolas" w:hAnsi="Consolas"/>
-          <w:sz w:val="18"/>
-          <w:szCs w:val="18"/>
-        </w:rPr>
-        <w:t xml:space="preserve">   int </w:t>
-      </w:r>
-      <w:proofErr w:type="spellStart"/>
-      <w:r>
-        <w:rPr>
-          <w:rFonts w:ascii="Consolas" w:hAnsi="Consolas"/>
-          <w:sz w:val="18"/>
-          <w:szCs w:val="18"/>
-        </w:rPr>
-        <w:t>src</w:t>
-      </w:r>
-      <w:proofErr w:type="spellEnd"/>
-      <w:r>
-        <w:rPr>
-          <w:rFonts w:ascii="Consolas" w:hAnsi="Consolas"/>
-          <w:sz w:val="18"/>
-          <w:szCs w:val="18"/>
-        </w:rPr>
-        <w:t>)</w:t>
-      </w:r>
-    </w:p>
-    <w:p>
-      <w:pPr>
-        <w:spacing w:after="0" w:line="240" w:lineRule="auto"/>
-        <w:rPr>
-          <w:rFonts w:ascii="Consolas" w:hAnsi="Consolas"/>
-          <w:sz w:val="18"/>
-          <w:szCs w:val="18"/>
-        </w:rPr>
-      </w:pPr>
-      <w:r>
-        <w:rPr>
-          <w:rFonts w:ascii="Consolas" w:hAnsi="Consolas"/>
-          <w:sz w:val="18"/>
-          <w:szCs w:val="18"/>
-        </w:rPr>
-        <w:t>   {</w:t>
-      </w:r>
-    </w:p>
-    <w:p>
-      <w:pPr>
-        <w:spacing w:after="0" w:line="240" w:lineRule="auto"/>
-        <w:rPr>
-          <w:rFonts w:ascii="Consolas" w:hAnsi="Consolas"/>
-          <w:sz w:val="18"/>
-          <w:szCs w:val="18"/>
-        </w:rPr>
-      </w:pPr>
-      <w:r>
-        <w:rPr>
-          <w:rFonts w:ascii="Consolas" w:hAnsi="Consolas"/>
-          <w:sz w:val="18"/>
-          <w:szCs w:val="18"/>
-        </w:rPr>
-        <w:t xml:space="preserve">   vector&lt;long long&gt; </w:t>
-      </w:r>
-      <w:proofErr w:type="spellStart"/>
-      <w:proofErr w:type="gramStart"/>
-      <w:r>
-        <w:rPr>
-          <w:rFonts w:ascii="Consolas" w:hAnsi="Consolas"/>
-          <w:sz w:val="18"/>
-          <w:szCs w:val="18"/>
-        </w:rPr>
-        <w:t>dist</w:t>
+        <w:t>long long n, int base) {</w:t>
+      </w:r>
+    </w:p>
+    <w:p>
+      <w:pPr>
+        <w:spacing w:after="0" w:line="240" w:lineRule="auto"/>
+        <w:rPr>
+          <w:rFonts w:ascii="Consolas" w:hAnsi="Consolas"/>
+          <w:sz w:val="18"/>
+          <w:szCs w:val="18"/>
+        </w:rPr>
+      </w:pPr>
+      <w:r>
+        <w:rPr>
+          <w:rFonts w:ascii="Consolas" w:hAnsi="Consolas"/>
+          <w:sz w:val="18"/>
+          <w:szCs w:val="18"/>
+        </w:rPr>
+        <w:t>    if (n == 0) return "0";</w:t>
+      </w:r>
+    </w:p>
+    <w:p>
+      <w:pPr>
+        <w:spacing w:after="0" w:line="240" w:lineRule="auto"/>
+        <w:rPr>
+          <w:rFonts w:ascii="Consolas" w:hAnsi="Consolas"/>
+          <w:sz w:val="18"/>
+          <w:szCs w:val="18"/>
+        </w:rPr>
+      </w:pPr>
+      <w:r>
+        <w:rPr>
+          <w:rFonts w:ascii="Consolas" w:hAnsi="Consolas"/>
+          <w:sz w:val="18"/>
+          <w:szCs w:val="18"/>
+        </w:rPr>
+        <w:t>    string digits = "0123456789ABCDEFGHIJKLMNOPQRSTUVWXYZ";</w:t>
+      </w:r>
+    </w:p>
+    <w:p>
+      <w:pPr>
+        <w:spacing w:after="0" w:line="240" w:lineRule="auto"/>
+        <w:rPr>
+          <w:rFonts w:ascii="Consolas" w:hAnsi="Consolas"/>
+          <w:sz w:val="18"/>
+          <w:szCs w:val="18"/>
+        </w:rPr>
+      </w:pPr>
+      <w:r>
+        <w:rPr>
+          <w:rFonts w:ascii="Consolas" w:hAnsi="Consolas"/>
+          <w:sz w:val="18"/>
+          <w:szCs w:val="18"/>
+        </w:rPr>
+        <w:t>    string res = "";</w:t>
+      </w:r>
+    </w:p>
+    <w:p>
+      <w:pPr>
+        <w:spacing w:after="0" w:line="240" w:lineRule="auto"/>
+        <w:rPr>
+          <w:rFonts w:ascii="Consolas" w:hAnsi="Consolas"/>
+          <w:sz w:val="18"/>
+          <w:szCs w:val="18"/>
+        </w:rPr>
+      </w:pPr>
+      <w:r>
+        <w:rPr>
+          <w:rFonts w:ascii="Consolas" w:hAnsi="Consolas"/>
+          <w:sz w:val="18"/>
+          <w:szCs w:val="18"/>
+        </w:rPr>
+        <w:t>    while (n &gt; 0) {</w:t>
+      </w:r>
+    </w:p>
+    <w:p>
+      <w:pPr>
+        <w:spacing w:after="0" w:line="240" w:lineRule="auto"/>
+        <w:rPr>
+          <w:rFonts w:ascii="Consolas" w:hAnsi="Consolas"/>
+          <w:sz w:val="18"/>
+          <w:szCs w:val="18"/>
+        </w:rPr>
+      </w:pPr>
+      <w:r>
+        <w:rPr>
+          <w:rFonts w:ascii="Consolas" w:hAnsi="Consolas"/>
+          <w:sz w:val="18"/>
+          <w:szCs w:val="18"/>
+        </w:rPr>
+        <w:t xml:space="preserve">        res += </w:t>
+      </w:r>
+      <w:proofErr w:type="gramStart"/>
+      <w:r>
+        <w:rPr>
+          <w:rFonts w:ascii="Consolas" w:hAnsi="Consolas"/>
+          <w:sz w:val="18"/>
+          <w:szCs w:val="18"/>
+        </w:rPr>
+        <w:t>digits[</w:t>
+      </w:r>
+      <w:proofErr w:type="gramEnd"/>
+      <w:r>
+        <w:rPr>
+          <w:rFonts w:ascii="Consolas" w:hAnsi="Consolas"/>
+          <w:sz w:val="18"/>
+          <w:szCs w:val="18"/>
+        </w:rPr>
+        <w:t>n % base];</w:t>
+      </w:r>
+    </w:p>
+    <w:p>
+      <w:pPr>
+        <w:spacing w:after="0" w:line="240" w:lineRule="auto"/>
+        <w:rPr>
+          <w:rFonts w:ascii="Consolas" w:hAnsi="Consolas"/>
+          <w:sz w:val="18"/>
+          <w:szCs w:val="18"/>
+        </w:rPr>
+      </w:pPr>
+      <w:r>
+        <w:rPr>
+          <w:rFonts w:ascii="Consolas" w:hAnsi="Consolas"/>
+          <w:sz w:val="18"/>
+          <w:szCs w:val="18"/>
+        </w:rPr>
+        <w:t>        n /= base;</w:t>
+      </w:r>
+    </w:p>
+    <w:p>
+      <w:pPr>
+        <w:spacing w:after="0" w:line="240" w:lineRule="auto"/>
+        <w:rPr>
+          <w:rFonts w:ascii="Consolas" w:hAnsi="Consolas"/>
+          <w:sz w:val="18"/>
+          <w:szCs w:val="18"/>
+        </w:rPr>
+      </w:pPr>
+      <w:r>
+        <w:rPr>
+          <w:rFonts w:ascii="Consolas" w:hAnsi="Consolas"/>
+          <w:sz w:val="18"/>
+          <w:szCs w:val="18"/>
+        </w:rPr>
+        <w:t>    }</w:t>
+      </w:r>
+    </w:p>
+    <w:p>
+      <w:pPr>
+        <w:spacing w:after="0" w:line="240" w:lineRule="auto"/>
+        <w:rPr>
+          <w:rFonts w:ascii="Consolas" w:hAnsi="Consolas"/>
+          <w:sz w:val="18"/>
+          <w:szCs w:val="18"/>
+        </w:rPr>
+      </w:pPr>
+      <w:r>
+        <w:rPr>
+          <w:rFonts w:ascii="Consolas" w:hAnsi="Consolas"/>
+          <w:sz w:val="18"/>
+          <w:szCs w:val="18"/>
+        </w:rPr>
+        <w:t>    reverse(</w:t>
+      </w:r>
+      <w:proofErr w:type="spellStart"/>
+      <w:proofErr w:type="gramStart"/>
+      <w:r>
+        <w:rPr>
+          <w:rFonts w:ascii="Consolas" w:hAnsi="Consolas"/>
+          <w:sz w:val="18"/>
+          <w:szCs w:val="18"/>
+        </w:rPr>
+        <w:t>res.begin</w:t>
+      </w:r>
+      <w:proofErr w:type="spellEnd"/>
+      <w:proofErr w:type="gramEnd"/>
+      <w:r>
+        <w:rPr>
+          <w:rFonts w:ascii="Consolas" w:hAnsi="Consolas"/>
+          <w:sz w:val="18"/>
+          <w:szCs w:val="18"/>
+        </w:rPr>
+        <w:t xml:space="preserve">(), </w:t>
+      </w:r>
+      <w:proofErr w:type="spellStart"/>
+      <w:proofErr w:type="gramStart"/>
+      <w:r>
+        <w:rPr>
+          <w:rFonts w:ascii="Consolas" w:hAnsi="Consolas"/>
+          <w:sz w:val="18"/>
+          <w:szCs w:val="18"/>
+        </w:rPr>
+        <w:t>res.end</w:t>
       </w:r>
       <w:proofErr w:type="spellEnd"/>
       <w:r>
@@ -20473,61 +21747,61 @@
           <w:sz w:val="18"/>
           <w:szCs w:val="18"/>
         </w:rPr>
-        <w:t>n + 1, LINF);</w:t>
-      </w:r>
-    </w:p>
-    <w:p>
-      <w:pPr>
-        <w:spacing w:after="0" w:line="240" w:lineRule="auto"/>
-        <w:rPr>
-          <w:rFonts w:ascii="Consolas" w:hAnsi="Consolas"/>
-          <w:sz w:val="18"/>
-          <w:szCs w:val="18"/>
-        </w:rPr>
-      </w:pPr>
-      <w:r>
-        <w:rPr>
-          <w:rFonts w:ascii="Consolas" w:hAnsi="Consolas"/>
-          <w:sz w:val="18"/>
-          <w:szCs w:val="18"/>
-        </w:rPr>
-        <w:t>   </w:t>
-      </w:r>
-      <w:proofErr w:type="spellStart"/>
-      <w:r>
-        <w:rPr>
-          <w:rFonts w:ascii="Consolas" w:hAnsi="Consolas"/>
-          <w:sz w:val="18"/>
-          <w:szCs w:val="18"/>
-        </w:rPr>
-        <w:t>priority_queue</w:t>
-      </w:r>
-      <w:proofErr w:type="spellEnd"/>
-      <w:r>
-        <w:rPr>
-          <w:rFonts w:ascii="Consolas" w:hAnsi="Consolas"/>
-          <w:sz w:val="18"/>
-          <w:szCs w:val="18"/>
-        </w:rPr>
-        <w:t>&lt;pair&lt;long long, int&gt;,</w:t>
-      </w:r>
-    </w:p>
-    <w:p>
-      <w:pPr>
-        <w:spacing w:after="0" w:line="240" w:lineRule="auto"/>
-        <w:rPr>
-          <w:rFonts w:ascii="Consolas" w:hAnsi="Consolas"/>
-          <w:sz w:val="18"/>
-          <w:szCs w:val="18"/>
-        </w:rPr>
-      </w:pPr>
-      <w:r>
-        <w:rPr>
-          <w:rFonts w:ascii="Consolas" w:hAnsi="Consolas"/>
-          <w:sz w:val="18"/>
-          <w:szCs w:val="18"/>
-        </w:rPr>
-        <w:t xml:space="preserve">       vector&lt;pair&lt;long </w:t>
+        <w:t>));</w:t>
+      </w:r>
+    </w:p>
+    <w:p>
+      <w:pPr>
+        <w:spacing w:after="0" w:line="240" w:lineRule="auto"/>
+        <w:rPr>
+          <w:rFonts w:ascii="Consolas" w:hAnsi="Consolas"/>
+          <w:sz w:val="18"/>
+          <w:szCs w:val="18"/>
+        </w:rPr>
+      </w:pPr>
+      <w:r>
+        <w:rPr>
+          <w:rFonts w:ascii="Consolas" w:hAnsi="Consolas"/>
+          <w:sz w:val="18"/>
+          <w:szCs w:val="18"/>
+        </w:rPr>
+        <w:t>    return res;</w:t>
+      </w:r>
+    </w:p>
+    <w:p>
+      <w:pPr>
+        <w:spacing w:after="0" w:line="240" w:lineRule="auto"/>
+        <w:rPr>
+          <w:rFonts w:ascii="Consolas" w:hAnsi="Consolas"/>
+          <w:sz w:val="18"/>
+          <w:szCs w:val="18"/>
+        </w:rPr>
+      </w:pPr>
+      <w:r>
+        <w:rPr>
+          <w:rFonts w:ascii="Consolas" w:hAnsi="Consolas"/>
+          <w:sz w:val="18"/>
+          <w:szCs w:val="18"/>
+        </w:rPr>
+        <w:t>}</w:t>
+      </w:r>
+    </w:p>
+    <w:p>
+      <w:pPr>
+        <w:spacing w:after="0" w:line="240" w:lineRule="auto"/>
+        <w:rPr>
+          <w:rFonts w:ascii="Consolas" w:hAnsi="Consolas"/>
+          <w:sz w:val="18"/>
+          <w:szCs w:val="18"/>
+        </w:rPr>
+      </w:pPr>
+      <w:r>
+        <w:rPr>
+          <w:rFonts w:ascii="Consolas" w:hAnsi="Consolas"/>
+          <w:sz w:val="18"/>
+          <w:szCs w:val="18"/>
+        </w:rPr>
+        <w:t xml:space="preserve">long </w:t>
       </w:r>
       <w:proofErr w:type="spellStart"/>
       <w:r>
@@ -20545,25 +21819,53 @@
           <w:sz w:val="18"/>
           <w:szCs w:val="18"/>
         </w:rPr>
-        <w:t>, int&gt;&gt;,</w:t>
-      </w:r>
-    </w:p>
-    <w:p>
-      <w:pPr>
-        <w:spacing w:after="0" w:line="240" w:lineRule="auto"/>
-        <w:rPr>
-          <w:rFonts w:ascii="Consolas" w:hAnsi="Consolas"/>
-          <w:sz w:val="18"/>
-          <w:szCs w:val="18"/>
-        </w:rPr>
-      </w:pPr>
-      <w:r>
-        <w:rPr>
-          <w:rFonts w:ascii="Consolas" w:hAnsi="Consolas"/>
-          <w:sz w:val="18"/>
-          <w:szCs w:val="18"/>
-        </w:rPr>
-        <w:t xml:space="preserve">       greater&lt;pair&lt;long </w:t>
+        <w:t xml:space="preserve"> </w:t>
+      </w:r>
+      <w:proofErr w:type="spellStart"/>
+      <w:proofErr w:type="gramStart"/>
+      <w:r>
+        <w:rPr>
+          <w:rFonts w:ascii="Consolas" w:hAnsi="Consolas"/>
+          <w:sz w:val="18"/>
+          <w:szCs w:val="18"/>
+        </w:rPr>
+        <w:t>baseKToDecimal</w:t>
+      </w:r>
+      <w:proofErr w:type="spellEnd"/>
+      <w:r>
+        <w:rPr>
+          <w:rFonts w:ascii="Consolas" w:hAnsi="Consolas"/>
+          <w:sz w:val="18"/>
+          <w:szCs w:val="18"/>
+        </w:rPr>
+        <w:t>(</w:t>
+      </w:r>
+      <w:proofErr w:type="gramEnd"/>
+      <w:r>
+        <w:rPr>
+          <w:rFonts w:ascii="Consolas" w:hAnsi="Consolas"/>
+          <w:sz w:val="18"/>
+          <w:szCs w:val="18"/>
+        </w:rPr>
+        <w:t>string s, int base) {</w:t>
+      </w:r>
+    </w:p>
+    <w:p>
+      <w:pPr>
+        <w:spacing w:after="0" w:line="240" w:lineRule="auto"/>
+        <w:rPr>
+          <w:rFonts w:ascii="Consolas" w:hAnsi="Consolas"/>
+          <w:sz w:val="18"/>
+          <w:szCs w:val="18"/>
+        </w:rPr>
+      </w:pPr>
+      <w:r>
+        <w:rPr>
+          <w:rFonts w:ascii="Consolas" w:hAnsi="Consolas"/>
+          <w:sz w:val="18"/>
+          <w:szCs w:val="18"/>
+        </w:rPr>
+        <w:t xml:space="preserve">    long </w:t>
       </w:r>
       <w:proofErr w:type="spellStart"/>
       <w:r>
@@ -20581,16 +21883,560 @@
           <w:sz w:val="18"/>
           <w:szCs w:val="18"/>
         </w:rPr>
-        <w:t xml:space="preserve">, int&gt;&gt;&gt; </w:t>
-      </w:r>
-      <w:proofErr w:type="spellStart"/>
-      <w:r>
-        <w:rPr>
-          <w:rFonts w:ascii="Consolas" w:hAnsi="Consolas"/>
-          <w:sz w:val="18"/>
-          <w:szCs w:val="18"/>
-        </w:rPr>
-        <w:t>pq</w:t>
+        <w:t xml:space="preserve"> value = 0;</w:t>
+      </w:r>
+    </w:p>
+    <w:p>
+      <w:pPr>
+        <w:spacing w:after="0" w:line="240" w:lineRule="auto"/>
+        <w:rPr>
+          <w:rFonts w:ascii="Consolas" w:hAnsi="Consolas"/>
+          <w:sz w:val="18"/>
+          <w:szCs w:val="18"/>
+        </w:rPr>
+      </w:pPr>
+      <w:r>
+        <w:rPr>
+          <w:rFonts w:ascii="Consolas" w:hAnsi="Consolas"/>
+          <w:sz w:val="18"/>
+          <w:szCs w:val="18"/>
+        </w:rPr>
+        <w:t xml:space="preserve">    for (char </w:t>
+      </w:r>
+      <w:proofErr w:type="gramStart"/>
+      <w:r>
+        <w:rPr>
+          <w:rFonts w:ascii="Consolas" w:hAnsi="Consolas"/>
+          <w:sz w:val="18"/>
+          <w:szCs w:val="18"/>
+        </w:rPr>
+        <w:t>c :</w:t>
+      </w:r>
+      <w:proofErr w:type="gramEnd"/>
+      <w:r>
+        <w:rPr>
+          <w:rFonts w:ascii="Consolas" w:hAnsi="Consolas"/>
+          <w:sz w:val="18"/>
+          <w:szCs w:val="18"/>
+        </w:rPr>
+        <w:t xml:space="preserve"> s) {</w:t>
+      </w:r>
+    </w:p>
+    <w:p>
+      <w:pPr>
+        <w:spacing w:after="0" w:line="240" w:lineRule="auto"/>
+        <w:rPr>
+          <w:rFonts w:ascii="Consolas" w:hAnsi="Consolas"/>
+          <w:sz w:val="18"/>
+          <w:szCs w:val="18"/>
+        </w:rPr>
+      </w:pPr>
+      <w:r>
+        <w:rPr>
+          <w:rFonts w:ascii="Consolas" w:hAnsi="Consolas"/>
+          <w:sz w:val="18"/>
+          <w:szCs w:val="18"/>
+        </w:rPr>
+        <w:t>        int digit;</w:t>
+      </w:r>
+    </w:p>
+    <w:p>
+      <w:pPr>
+        <w:spacing w:after="0" w:line="240" w:lineRule="auto"/>
+        <w:rPr>
+          <w:rFonts w:ascii="Consolas" w:hAnsi="Consolas"/>
+          <w:sz w:val="18"/>
+          <w:szCs w:val="18"/>
+        </w:rPr>
+      </w:pPr>
+      <w:r>
+        <w:rPr>
+          <w:rFonts w:ascii="Consolas" w:hAnsi="Consolas"/>
+          <w:sz w:val="18"/>
+          <w:szCs w:val="18"/>
+        </w:rPr>
+        <w:t>        if ('0' &lt;= c &amp;&amp; c &lt;= '9') digit = c - '0';</w:t>
+      </w:r>
+    </w:p>
+    <w:p>
+      <w:pPr>
+        <w:spacing w:after="0" w:line="240" w:lineRule="auto"/>
+        <w:rPr>
+          <w:rFonts w:ascii="Consolas" w:hAnsi="Consolas"/>
+          <w:sz w:val="18"/>
+          <w:szCs w:val="18"/>
+        </w:rPr>
+      </w:pPr>
+      <w:r>
+        <w:rPr>
+          <w:rFonts w:ascii="Consolas" w:hAnsi="Consolas"/>
+          <w:sz w:val="18"/>
+          <w:szCs w:val="18"/>
+        </w:rPr>
+        <w:t>        else digit = c - 'A' + 10;</w:t>
+      </w:r>
+    </w:p>
+    <w:p>
+      <w:pPr>
+        <w:spacing w:after="0" w:line="240" w:lineRule="auto"/>
+        <w:rPr>
+          <w:rFonts w:ascii="Consolas" w:hAnsi="Consolas"/>
+          <w:sz w:val="18"/>
+          <w:szCs w:val="18"/>
+        </w:rPr>
+      </w:pPr>
+      <w:r>
+        <w:rPr>
+          <w:rFonts w:ascii="Consolas" w:hAnsi="Consolas"/>
+          <w:sz w:val="18"/>
+          <w:szCs w:val="18"/>
+        </w:rPr>
+        <w:t>        value = value * base + digit;</w:t>
+      </w:r>
+    </w:p>
+    <w:p>
+      <w:pPr>
+        <w:spacing w:after="0" w:line="240" w:lineRule="auto"/>
+        <w:rPr>
+          <w:rFonts w:ascii="Consolas" w:hAnsi="Consolas"/>
+          <w:sz w:val="18"/>
+          <w:szCs w:val="18"/>
+        </w:rPr>
+      </w:pPr>
+      <w:r>
+        <w:rPr>
+          <w:rFonts w:ascii="Consolas" w:hAnsi="Consolas"/>
+          <w:sz w:val="18"/>
+          <w:szCs w:val="18"/>
+        </w:rPr>
+        <w:t>    }</w:t>
+      </w:r>
+    </w:p>
+    <w:p>
+      <w:pPr>
+        <w:spacing w:after="0" w:line="240" w:lineRule="auto"/>
+        <w:rPr>
+          <w:rFonts w:ascii="Consolas" w:hAnsi="Consolas"/>
+          <w:sz w:val="18"/>
+          <w:szCs w:val="18"/>
+        </w:rPr>
+      </w:pPr>
+      <w:r>
+        <w:rPr>
+          <w:rFonts w:ascii="Consolas" w:hAnsi="Consolas"/>
+          <w:sz w:val="18"/>
+          <w:szCs w:val="18"/>
+        </w:rPr>
+        <w:t>    return value;</w:t>
+      </w:r>
+    </w:p>
+    <w:p>
+      <w:pPr>
+        <w:spacing w:after="0" w:line="240" w:lineRule="auto"/>
+        <w:rPr>
+          <w:rFonts w:ascii="Consolas" w:hAnsi="Consolas"/>
+          <w:sz w:val="18"/>
+          <w:szCs w:val="18"/>
+        </w:rPr>
+      </w:pPr>
+      <w:r>
+        <w:rPr>
+          <w:rFonts w:ascii="Consolas" w:hAnsi="Consolas"/>
+          <w:sz w:val="18"/>
+          <w:szCs w:val="18"/>
+        </w:rPr>
+        <w:t>}</w:t>
+      </w:r>
+    </w:p>
+    <w:p>
+      <w:pPr>
+        <w:spacing w:after="0" w:line="240" w:lineRule="auto"/>
+        <w:rPr>
+          <w:rFonts w:ascii="Consolas" w:hAnsi="Consolas"/>
+          <w:sz w:val="18"/>
+          <w:szCs w:val="18"/>
+        </w:rPr>
+      </w:pPr>
+      <w:r>
+        <w:rPr>
+          <w:rFonts w:ascii="Consolas" w:hAnsi="Consolas"/>
+          <w:sz w:val="18"/>
+          <w:szCs w:val="18"/>
+        </w:rPr>
+        <w:t xml:space="preserve">string </w:t>
+      </w:r>
+      <w:proofErr w:type="spellStart"/>
+      <w:proofErr w:type="gramStart"/>
+      <w:r>
+        <w:rPr>
+          <w:rFonts w:ascii="Consolas" w:hAnsi="Consolas"/>
+          <w:sz w:val="18"/>
+          <w:szCs w:val="18"/>
+        </w:rPr>
+        <w:t>baseToBase</w:t>
+      </w:r>
+      <w:proofErr w:type="spellEnd"/>
+      <w:r>
+        <w:rPr>
+          <w:rFonts w:ascii="Consolas" w:hAnsi="Consolas"/>
+          <w:sz w:val="18"/>
+          <w:szCs w:val="18"/>
+        </w:rPr>
+        <w:t>(</w:t>
+      </w:r>
+      <w:proofErr w:type="gramEnd"/>
+      <w:r>
+        <w:rPr>
+          <w:rFonts w:ascii="Consolas" w:hAnsi="Consolas"/>
+          <w:sz w:val="18"/>
+          <w:szCs w:val="18"/>
+        </w:rPr>
+        <w:t xml:space="preserve">string number, int </w:t>
+      </w:r>
+      <w:proofErr w:type="spellStart"/>
+      <w:r>
+        <w:rPr>
+          <w:rFonts w:ascii="Consolas" w:hAnsi="Consolas"/>
+          <w:sz w:val="18"/>
+          <w:szCs w:val="18"/>
+        </w:rPr>
+        <w:t>fromBase</w:t>
+      </w:r>
+      <w:proofErr w:type="spellEnd"/>
+      <w:r>
+        <w:rPr>
+          <w:rFonts w:ascii="Consolas" w:hAnsi="Consolas"/>
+          <w:sz w:val="18"/>
+          <w:szCs w:val="18"/>
+        </w:rPr>
+        <w:t xml:space="preserve">, int </w:t>
+      </w:r>
+      <w:proofErr w:type="spellStart"/>
+      <w:r>
+        <w:rPr>
+          <w:rFonts w:ascii="Consolas" w:hAnsi="Consolas"/>
+          <w:sz w:val="18"/>
+          <w:szCs w:val="18"/>
+        </w:rPr>
+        <w:t>toBase</w:t>
+      </w:r>
+      <w:proofErr w:type="spellEnd"/>
+      <w:r>
+        <w:rPr>
+          <w:rFonts w:ascii="Consolas" w:hAnsi="Consolas"/>
+          <w:sz w:val="18"/>
+          <w:szCs w:val="18"/>
+        </w:rPr>
+        <w:t>) {</w:t>
+      </w:r>
+    </w:p>
+    <w:p>
+      <w:pPr>
+        <w:spacing w:after="0" w:line="240" w:lineRule="auto"/>
+        <w:rPr>
+          <w:rFonts w:ascii="Consolas" w:hAnsi="Consolas"/>
+          <w:sz w:val="18"/>
+          <w:szCs w:val="18"/>
+        </w:rPr>
+      </w:pPr>
+      <w:r>
+        <w:rPr>
+          <w:rFonts w:ascii="Consolas" w:hAnsi="Consolas"/>
+          <w:sz w:val="18"/>
+          <w:szCs w:val="18"/>
+        </w:rPr>
+        <w:t xml:space="preserve">    long </w:t>
+      </w:r>
+      <w:proofErr w:type="spellStart"/>
+      <w:r>
+        <w:rPr>
+          <w:rFonts w:ascii="Consolas" w:hAnsi="Consolas"/>
+          <w:sz w:val="18"/>
+          <w:szCs w:val="18"/>
+        </w:rPr>
+        <w:t>long</w:t>
+      </w:r>
+      <w:proofErr w:type="spellEnd"/>
+      <w:r>
+        <w:rPr>
+          <w:rFonts w:ascii="Consolas" w:hAnsi="Consolas"/>
+          <w:sz w:val="18"/>
+          <w:szCs w:val="18"/>
+        </w:rPr>
+        <w:t xml:space="preserve"> decimal = </w:t>
+      </w:r>
+      <w:proofErr w:type="spellStart"/>
+      <w:proofErr w:type="gramStart"/>
+      <w:r>
+        <w:rPr>
+          <w:rFonts w:ascii="Consolas" w:hAnsi="Consolas"/>
+          <w:sz w:val="18"/>
+          <w:szCs w:val="18"/>
+        </w:rPr>
+        <w:t>baseKToDecimal</w:t>
+      </w:r>
+      <w:proofErr w:type="spellEnd"/>
+      <w:r>
+        <w:rPr>
+          <w:rFonts w:ascii="Consolas" w:hAnsi="Consolas"/>
+          <w:sz w:val="18"/>
+          <w:szCs w:val="18"/>
+        </w:rPr>
+        <w:t>(</w:t>
+      </w:r>
+      <w:proofErr w:type="gramEnd"/>
+      <w:r>
+        <w:rPr>
+          <w:rFonts w:ascii="Consolas" w:hAnsi="Consolas"/>
+          <w:sz w:val="18"/>
+          <w:szCs w:val="18"/>
+        </w:rPr>
+        <w:t xml:space="preserve">number, </w:t>
+      </w:r>
+      <w:proofErr w:type="spellStart"/>
+      <w:r>
+        <w:rPr>
+          <w:rFonts w:ascii="Consolas" w:hAnsi="Consolas"/>
+          <w:sz w:val="18"/>
+          <w:szCs w:val="18"/>
+        </w:rPr>
+        <w:t>fromBase</w:t>
+      </w:r>
+      <w:proofErr w:type="spellEnd"/>
+      <w:r>
+        <w:rPr>
+          <w:rFonts w:ascii="Consolas" w:hAnsi="Consolas"/>
+          <w:sz w:val="18"/>
+          <w:szCs w:val="18"/>
+        </w:rPr>
+        <w:t>);</w:t>
+      </w:r>
+    </w:p>
+    <w:p>
+      <w:pPr>
+        <w:spacing w:after="0" w:line="240" w:lineRule="auto"/>
+        <w:rPr>
+          <w:rFonts w:ascii="Consolas" w:hAnsi="Consolas"/>
+          <w:sz w:val="18"/>
+          <w:szCs w:val="18"/>
+        </w:rPr>
+      </w:pPr>
+      <w:r>
+        <w:rPr>
+          <w:rFonts w:ascii="Consolas" w:hAnsi="Consolas"/>
+          <w:sz w:val="18"/>
+          <w:szCs w:val="18"/>
+        </w:rPr>
+        <w:t xml:space="preserve">    return </w:t>
+      </w:r>
+      <w:proofErr w:type="spellStart"/>
+      <w:proofErr w:type="gramStart"/>
+      <w:r>
+        <w:rPr>
+          <w:rFonts w:ascii="Consolas" w:hAnsi="Consolas"/>
+          <w:sz w:val="18"/>
+          <w:szCs w:val="18"/>
+        </w:rPr>
+        <w:t>decimalToBaseK</w:t>
+      </w:r>
+      <w:proofErr w:type="spellEnd"/>
+      <w:r>
+        <w:rPr>
+          <w:rFonts w:ascii="Consolas" w:hAnsi="Consolas"/>
+          <w:sz w:val="18"/>
+          <w:szCs w:val="18"/>
+        </w:rPr>
+        <w:t>(</w:t>
+      </w:r>
+      <w:proofErr w:type="gramEnd"/>
+      <w:r>
+        <w:rPr>
+          <w:rFonts w:ascii="Consolas" w:hAnsi="Consolas"/>
+          <w:sz w:val="18"/>
+          <w:szCs w:val="18"/>
+        </w:rPr>
+        <w:t xml:space="preserve">decimal, </w:t>
+      </w:r>
+      <w:proofErr w:type="spellStart"/>
+      <w:r>
+        <w:rPr>
+          <w:rFonts w:ascii="Consolas" w:hAnsi="Consolas"/>
+          <w:sz w:val="18"/>
+          <w:szCs w:val="18"/>
+        </w:rPr>
+        <w:t>toBase</w:t>
+      </w:r>
+      <w:proofErr w:type="spellEnd"/>
+      <w:r>
+        <w:rPr>
+          <w:rFonts w:ascii="Consolas" w:hAnsi="Consolas"/>
+          <w:sz w:val="18"/>
+          <w:szCs w:val="18"/>
+        </w:rPr>
+        <w:t>);</w:t>
+      </w:r>
+    </w:p>
+    <w:p>
+      <w:pPr>
+        <w:spacing w:after="0" w:line="240" w:lineRule="auto"/>
+        <w:rPr>
+          <w:rFonts w:ascii="Consolas" w:hAnsi="Consolas"/>
+          <w:sz w:val="18"/>
+          <w:szCs w:val="18"/>
+        </w:rPr>
+      </w:pPr>
+      <w:r>
+        <w:rPr>
+          <w:rFonts w:ascii="Consolas" w:hAnsi="Consolas"/>
+          <w:sz w:val="18"/>
+          <w:szCs w:val="18"/>
+        </w:rPr>
+        <w:t>}</w:t>
+      </w:r>
+    </w:p>
+    <w:p>
+      <w:pPr>
+        <w:spacing w:after="0" w:line="240" w:lineRule="auto"/>
+        <w:rPr>
+          <w:rFonts w:ascii="Consolas" w:hAnsi="Consolas"/>
+          <w:sz w:val="18"/>
+          <w:szCs w:val="18"/>
+        </w:rPr>
+      </w:pPr>
+      <w:r>
+        <w:rPr>
+          <w:rFonts w:ascii="Consolas" w:hAnsi="Consolas"/>
+          <w:sz w:val="18"/>
+          <w:szCs w:val="18"/>
+        </w:rPr>
+        <w:t xml:space="preserve">string </w:t>
+      </w:r>
+      <w:proofErr w:type="spellStart"/>
+      <w:proofErr w:type="gramStart"/>
+      <w:r>
+        <w:rPr>
+          <w:rFonts w:ascii="Consolas" w:hAnsi="Consolas"/>
+          <w:sz w:val="18"/>
+          <w:szCs w:val="18"/>
+        </w:rPr>
+        <w:t>convertBinaryToCustom</w:t>
+      </w:r>
+      <w:proofErr w:type="spellEnd"/>
+      <w:r>
+        <w:rPr>
+          <w:rFonts w:ascii="Consolas" w:hAnsi="Consolas"/>
+          <w:sz w:val="18"/>
+          <w:szCs w:val="18"/>
+        </w:rPr>
+        <w:t>(</w:t>
+      </w:r>
+      <w:proofErr w:type="gramEnd"/>
+      <w:r>
+        <w:rPr>
+          <w:rFonts w:ascii="Consolas" w:hAnsi="Consolas"/>
+          <w:sz w:val="18"/>
+          <w:szCs w:val="18"/>
+        </w:rPr>
+        <w:t xml:space="preserve">string binary, char </w:t>
+      </w:r>
+      <w:proofErr w:type="spellStart"/>
+      <w:r>
+        <w:rPr>
+          <w:rFonts w:ascii="Consolas" w:hAnsi="Consolas"/>
+          <w:sz w:val="18"/>
+          <w:szCs w:val="18"/>
+        </w:rPr>
+        <w:t>zeroDigit</w:t>
+      </w:r>
+      <w:proofErr w:type="spellEnd"/>
+      <w:r>
+        <w:rPr>
+          <w:rFonts w:ascii="Consolas" w:hAnsi="Consolas"/>
+          <w:sz w:val="18"/>
+          <w:szCs w:val="18"/>
+        </w:rPr>
+        <w:t xml:space="preserve">, char </w:t>
+      </w:r>
+      <w:proofErr w:type="spellStart"/>
+      <w:r>
+        <w:rPr>
+          <w:rFonts w:ascii="Consolas" w:hAnsi="Consolas"/>
+          <w:sz w:val="18"/>
+          <w:szCs w:val="18"/>
+        </w:rPr>
+        <w:t>oneDigit</w:t>
+      </w:r>
+      <w:proofErr w:type="spellEnd"/>
+      <w:r>
+        <w:rPr>
+          <w:rFonts w:ascii="Consolas" w:hAnsi="Consolas"/>
+          <w:sz w:val="18"/>
+          <w:szCs w:val="18"/>
+        </w:rPr>
+        <w:t>) {</w:t>
+      </w:r>
+    </w:p>
+    <w:p>
+      <w:pPr>
+        <w:spacing w:after="0" w:line="240" w:lineRule="auto"/>
+        <w:rPr>
+          <w:rFonts w:ascii="Consolas" w:hAnsi="Consolas"/>
+          <w:sz w:val="18"/>
+          <w:szCs w:val="18"/>
+        </w:rPr>
+      </w:pPr>
+      <w:r>
+        <w:rPr>
+          <w:rFonts w:ascii="Consolas" w:hAnsi="Consolas"/>
+          <w:sz w:val="18"/>
+          <w:szCs w:val="18"/>
+        </w:rPr>
+        <w:t>    for (char &amp;</w:t>
+      </w:r>
+      <w:proofErr w:type="gramStart"/>
+      <w:r>
+        <w:rPr>
+          <w:rFonts w:ascii="Consolas" w:hAnsi="Consolas"/>
+          <w:sz w:val="18"/>
+          <w:szCs w:val="18"/>
+        </w:rPr>
+        <w:t>c :</w:t>
+      </w:r>
+      <w:proofErr w:type="gramEnd"/>
+      <w:r>
+        <w:rPr>
+          <w:rFonts w:ascii="Consolas" w:hAnsi="Consolas"/>
+          <w:sz w:val="18"/>
+          <w:szCs w:val="18"/>
+        </w:rPr>
+        <w:t xml:space="preserve"> binary) {</w:t>
+      </w:r>
+    </w:p>
+    <w:p>
+      <w:pPr>
+        <w:spacing w:after="0" w:line="240" w:lineRule="auto"/>
+        <w:rPr>
+          <w:rFonts w:ascii="Consolas" w:hAnsi="Consolas"/>
+          <w:sz w:val="18"/>
+          <w:szCs w:val="18"/>
+        </w:rPr>
+      </w:pPr>
+      <w:r>
+        <w:rPr>
+          <w:rFonts w:ascii="Consolas" w:hAnsi="Consolas"/>
+          <w:sz w:val="18"/>
+          <w:szCs w:val="18"/>
+        </w:rPr>
+        <w:t xml:space="preserve">        if (c == '0') c = </w:t>
+      </w:r>
+      <w:proofErr w:type="spellStart"/>
+      <w:r>
+        <w:rPr>
+          <w:rFonts w:ascii="Consolas" w:hAnsi="Consolas"/>
+          <w:sz w:val="18"/>
+          <w:szCs w:val="18"/>
+        </w:rPr>
+        <w:t>zeroDigit</w:t>
       </w:r>
       <w:proofErr w:type="spellEnd"/>
       <w:r>
@@ -20617,74 +22463,228 @@
           <w:sz w:val="18"/>
           <w:szCs w:val="18"/>
         </w:rPr>
-        <w:t>   </w:t>
-      </w:r>
-      <w:proofErr w:type="spellStart"/>
-      <w:r>
-        <w:rPr>
-          <w:rFonts w:ascii="Consolas" w:hAnsi="Consolas"/>
-          <w:sz w:val="18"/>
-          <w:szCs w:val="18"/>
-        </w:rPr>
-        <w:t>dist</w:t>
-      </w:r>
-      <w:proofErr w:type="spellEnd"/>
-      <w:r>
-        <w:rPr>
-          <w:rFonts w:ascii="Consolas" w:hAnsi="Consolas"/>
-          <w:sz w:val="18"/>
-          <w:szCs w:val="18"/>
-        </w:rPr>
-        <w:t>[</w:t>
-      </w:r>
-      <w:proofErr w:type="spellStart"/>
-      <w:r>
-        <w:rPr>
-          <w:rFonts w:ascii="Consolas" w:hAnsi="Consolas"/>
-          <w:sz w:val="18"/>
-          <w:szCs w:val="18"/>
-        </w:rPr>
-        <w:t>src</w:t>
-      </w:r>
-      <w:proofErr w:type="spellEnd"/>
-      <w:r>
-        <w:rPr>
-          <w:rFonts w:ascii="Consolas" w:hAnsi="Consolas"/>
-          <w:sz w:val="18"/>
-          <w:szCs w:val="18"/>
-        </w:rPr>
-        <w:t>] = 0;</w:t>
-      </w:r>
-    </w:p>
-    <w:p>
-      <w:pPr>
-        <w:spacing w:after="0" w:line="240" w:lineRule="auto"/>
-        <w:rPr>
-          <w:rFonts w:ascii="Consolas" w:hAnsi="Consolas"/>
-          <w:sz w:val="18"/>
-          <w:szCs w:val="18"/>
-        </w:rPr>
-      </w:pPr>
-      <w:r>
-        <w:rPr>
-          <w:rFonts w:ascii="Consolas" w:hAnsi="Consolas"/>
-          <w:sz w:val="18"/>
-          <w:szCs w:val="18"/>
-        </w:rPr>
-        <w:t>   </w:t>
-      </w:r>
-      <w:proofErr w:type="spellStart"/>
-      <w:proofErr w:type="gramStart"/>
-      <w:r>
-        <w:rPr>
-          <w:rFonts w:ascii="Consolas" w:hAnsi="Consolas"/>
-          <w:sz w:val="18"/>
-          <w:szCs w:val="18"/>
-        </w:rPr>
-        <w:t>pq.push</w:t>
-      </w:r>
-      <w:proofErr w:type="spellEnd"/>
-      <w:proofErr w:type="gramEnd"/>
+        <w:t xml:space="preserve">        else c = </w:t>
+      </w:r>
+      <w:proofErr w:type="spellStart"/>
+      <w:r>
+        <w:rPr>
+          <w:rFonts w:ascii="Consolas" w:hAnsi="Consolas"/>
+          <w:sz w:val="18"/>
+          <w:szCs w:val="18"/>
+        </w:rPr>
+        <w:t>oneDigit</w:t>
+      </w:r>
+      <w:proofErr w:type="spellEnd"/>
+      <w:r>
+        <w:rPr>
+          <w:rFonts w:ascii="Consolas" w:hAnsi="Consolas"/>
+          <w:sz w:val="18"/>
+          <w:szCs w:val="18"/>
+        </w:rPr>
+        <w:t>;</w:t>
+      </w:r>
+    </w:p>
+    <w:p>
+      <w:pPr>
+        <w:spacing w:after="0" w:line="240" w:lineRule="auto"/>
+        <w:rPr>
+          <w:rFonts w:ascii="Consolas" w:hAnsi="Consolas"/>
+          <w:sz w:val="18"/>
+          <w:szCs w:val="18"/>
+        </w:rPr>
+      </w:pPr>
+      <w:r>
+        <w:rPr>
+          <w:rFonts w:ascii="Consolas" w:hAnsi="Consolas"/>
+          <w:sz w:val="18"/>
+          <w:szCs w:val="18"/>
+        </w:rPr>
+        <w:t>    }</w:t>
+      </w:r>
+    </w:p>
+    <w:p>
+      <w:pPr>
+        <w:spacing w:after="0" w:line="240" w:lineRule="auto"/>
+        <w:rPr>
+          <w:rFonts w:ascii="Consolas" w:hAnsi="Consolas"/>
+          <w:sz w:val="18"/>
+          <w:szCs w:val="18"/>
+        </w:rPr>
+      </w:pPr>
+      <w:r>
+        <w:rPr>
+          <w:rFonts w:ascii="Consolas" w:hAnsi="Consolas"/>
+          <w:sz w:val="18"/>
+          <w:szCs w:val="18"/>
+        </w:rPr>
+        <w:t>    return binary;</w:t>
+      </w:r>
+    </w:p>
+    <w:p>
+      <w:pPr>
+        <w:spacing w:after="0" w:line="240" w:lineRule="auto"/>
+        <w:rPr>
+          <w:rFonts w:ascii="Consolas" w:hAnsi="Consolas"/>
+          <w:sz w:val="18"/>
+          <w:szCs w:val="18"/>
+        </w:rPr>
+      </w:pPr>
+      <w:r>
+        <w:rPr>
+          <w:rFonts w:ascii="Consolas" w:hAnsi="Consolas"/>
+          <w:sz w:val="18"/>
+          <w:szCs w:val="18"/>
+        </w:rPr>
+        <w:t>}</w:t>
+      </w:r>
+    </w:p>
+    <w:p>
+      <w:pPr>
+        <w:spacing w:after="0" w:line="240" w:lineRule="auto"/>
+        <w:rPr>
+          <w:rFonts w:ascii="Consolas" w:hAnsi="Consolas"/>
+          <w:sz w:val="18"/>
+          <w:szCs w:val="18"/>
+        </w:rPr>
+      </w:pPr>
+      <w:r>
+        <w:rPr>
+          <w:rFonts w:ascii="Consolas" w:hAnsi="Consolas"/>
+          <w:sz w:val="18"/>
+          <w:szCs w:val="18"/>
+        </w:rPr>
+        <w:t xml:space="preserve">void </w:t>
+      </w:r>
+      <w:proofErr w:type="gramStart"/>
+      <w:r>
+        <w:rPr>
+          <w:rFonts w:ascii="Consolas" w:hAnsi="Consolas"/>
+          <w:sz w:val="18"/>
+          <w:szCs w:val="18"/>
+        </w:rPr>
+        <w:t>Solve(</w:t>
+      </w:r>
+      <w:proofErr w:type="gramEnd"/>
+      <w:r>
+        <w:rPr>
+          <w:rFonts w:ascii="Consolas" w:hAnsi="Consolas"/>
+          <w:sz w:val="18"/>
+          <w:szCs w:val="18"/>
+        </w:rPr>
+        <w:t>) {</w:t>
+      </w:r>
+    </w:p>
+    <w:p>
+      <w:pPr>
+        <w:spacing w:after="0" w:line="240" w:lineRule="auto"/>
+        <w:rPr>
+          <w:rFonts w:ascii="Consolas" w:hAnsi="Consolas"/>
+          <w:sz w:val="18"/>
+          <w:szCs w:val="18"/>
+        </w:rPr>
+      </w:pPr>
+      <w:r>
+        <w:rPr>
+          <w:rFonts w:ascii="Consolas" w:hAnsi="Consolas"/>
+          <w:sz w:val="18"/>
+          <w:szCs w:val="18"/>
+        </w:rPr>
+        <w:t xml:space="preserve">    </w:t>
+      </w:r>
+    </w:p>
+    <w:p>
+      <w:pPr>
+        <w:spacing w:after="0" w:line="240" w:lineRule="auto"/>
+        <w:rPr>
+          <w:rFonts w:ascii="Consolas" w:hAnsi="Consolas"/>
+          <w:sz w:val="18"/>
+          <w:szCs w:val="18"/>
+        </w:rPr>
+      </w:pPr>
+      <w:r>
+        <w:rPr>
+          <w:rFonts w:ascii="Consolas" w:hAnsi="Consolas"/>
+          <w:sz w:val="18"/>
+          <w:szCs w:val="18"/>
+        </w:rPr>
+        <w:lastRenderedPageBreak/>
+        <w:t>}</w:t>
+      </w:r>
+    </w:p>
+    <w:p>
+      <w:pPr>
+        <w:spacing w:after="0" w:line="240" w:lineRule="auto"/>
+        <w:rPr>
+          <w:rFonts w:ascii="Consolas" w:hAnsi="Consolas"/>
+          <w:sz w:val="18"/>
+          <w:szCs w:val="18"/>
+        </w:rPr>
+      </w:pPr>
+    </w:p>
+    <w:p>
+      <w:pPr>
+        <w:spacing w:after="0" w:line="240" w:lineRule="auto"/>
+        <w:rPr>
+          <w:rFonts w:ascii="Consolas" w:hAnsi="Consolas"/>
+          <w:sz w:val="18"/>
+          <w:szCs w:val="18"/>
+        </w:rPr>
+      </w:pPr>
+      <w:r>
+        <w:rPr>
+          <w:rFonts w:ascii="Consolas" w:hAnsi="Consolas"/>
+          <w:sz w:val="18"/>
+          <w:szCs w:val="18"/>
+        </w:rPr>
+        <w:t xml:space="preserve">int32_t </w:t>
+      </w:r>
+      <w:proofErr w:type="gramStart"/>
+      <w:r>
+        <w:rPr>
+          <w:rFonts w:ascii="Consolas" w:hAnsi="Consolas"/>
+          <w:sz w:val="18"/>
+          <w:szCs w:val="18"/>
+        </w:rPr>
+        <w:t>main(</w:t>
+      </w:r>
+      <w:proofErr w:type="gramEnd"/>
+      <w:r>
+        <w:rPr>
+          <w:rFonts w:ascii="Consolas" w:hAnsi="Consolas"/>
+          <w:sz w:val="18"/>
+          <w:szCs w:val="18"/>
+        </w:rPr>
+        <w:t>) {</w:t>
+      </w:r>
+    </w:p>
+    <w:p>
+      <w:pPr>
+        <w:spacing w:after="0" w:line="240" w:lineRule="auto"/>
+        <w:rPr>
+          <w:rFonts w:ascii="Consolas" w:hAnsi="Consolas"/>
+          <w:sz w:val="18"/>
+          <w:szCs w:val="18"/>
+        </w:rPr>
+      </w:pPr>
+      <w:r>
+        <w:rPr>
+          <w:rFonts w:ascii="Consolas" w:hAnsi="Consolas"/>
+          <w:sz w:val="18"/>
+          <w:szCs w:val="18"/>
+        </w:rPr>
+        <w:t xml:space="preserve">    </w:t>
+      </w:r>
+      <w:proofErr w:type="spellStart"/>
+      <w:proofErr w:type="gramStart"/>
+      <w:r>
+        <w:rPr>
+          <w:rFonts w:ascii="Consolas" w:hAnsi="Consolas"/>
+          <w:sz w:val="18"/>
+          <w:szCs w:val="18"/>
+        </w:rPr>
+        <w:t>fastIO</w:t>
+      </w:r>
+      <w:proofErr w:type="spellEnd"/>
       <w:r>
         <w:rPr>
           <w:rFonts w:ascii="Consolas" w:hAnsi="Consolas"/>
@@ -20693,279 +22693,6 @@
         </w:rPr>
         <w:t>(</w:t>
       </w:r>
-      <w:proofErr w:type="spellStart"/>
-      <w:r>
-        <w:rPr>
-          <w:rFonts w:ascii="Consolas" w:hAnsi="Consolas"/>
-          <w:sz w:val="18"/>
-          <w:szCs w:val="18"/>
-        </w:rPr>
-        <w:t>make_</w:t>
-      </w:r>
-      <w:proofErr w:type="gramStart"/>
-      <w:r>
-        <w:rPr>
-          <w:rFonts w:ascii="Consolas" w:hAnsi="Consolas"/>
-          <w:sz w:val="18"/>
-          <w:szCs w:val="18"/>
-        </w:rPr>
-        <w:t>pair</w:t>
-      </w:r>
-      <w:proofErr w:type="spellEnd"/>
-      <w:r>
-        <w:rPr>
-          <w:rFonts w:ascii="Consolas" w:hAnsi="Consolas"/>
-          <w:sz w:val="18"/>
-          <w:szCs w:val="18"/>
-        </w:rPr>
-        <w:t>(</w:t>
-      </w:r>
-      <w:proofErr w:type="gramEnd"/>
-      <w:r>
-        <w:rPr>
-          <w:rFonts w:ascii="Consolas" w:hAnsi="Consolas"/>
-          <w:sz w:val="18"/>
-          <w:szCs w:val="18"/>
-        </w:rPr>
-        <w:t xml:space="preserve">0LL, </w:t>
-      </w:r>
-      <w:proofErr w:type="spellStart"/>
-      <w:r>
-        <w:rPr>
-          <w:rFonts w:ascii="Consolas" w:hAnsi="Consolas"/>
-          <w:sz w:val="18"/>
-          <w:szCs w:val="18"/>
-        </w:rPr>
-        <w:t>src</w:t>
-      </w:r>
-      <w:proofErr w:type="spellEnd"/>
-      <w:r>
-        <w:rPr>
-          <w:rFonts w:ascii="Consolas" w:hAnsi="Consolas"/>
-          <w:sz w:val="18"/>
-          <w:szCs w:val="18"/>
-        </w:rPr>
-        <w:t>));</w:t>
-      </w:r>
-    </w:p>
-    <w:p>
-      <w:pPr>
-        <w:spacing w:after="0" w:line="240" w:lineRule="auto"/>
-        <w:rPr>
-          <w:rFonts w:ascii="Consolas" w:hAnsi="Consolas"/>
-          <w:sz w:val="18"/>
-          <w:szCs w:val="18"/>
-        </w:rPr>
-      </w:pPr>
-      <w:r>
-        <w:rPr>
-          <w:rFonts w:ascii="Consolas" w:hAnsi="Consolas"/>
-          <w:sz w:val="18"/>
-          <w:szCs w:val="18"/>
-        </w:rPr>
-        <w:t xml:space="preserve">   while </w:t>
-      </w:r>
-      <w:proofErr w:type="gramStart"/>
-      <w:r>
-        <w:rPr>
-          <w:rFonts w:ascii="Consolas" w:hAnsi="Consolas"/>
-          <w:sz w:val="18"/>
-          <w:szCs w:val="18"/>
-        </w:rPr>
-        <w:t>(!</w:t>
-      </w:r>
-      <w:proofErr w:type="spellStart"/>
-      <w:r>
-        <w:rPr>
-          <w:rFonts w:ascii="Consolas" w:hAnsi="Consolas"/>
-          <w:sz w:val="18"/>
-          <w:szCs w:val="18"/>
-        </w:rPr>
-        <w:t>pq</w:t>
-      </w:r>
-      <w:proofErr w:type="gramEnd"/>
-      <w:r>
-        <w:rPr>
-          <w:rFonts w:ascii="Consolas" w:hAnsi="Consolas"/>
-          <w:sz w:val="18"/>
-          <w:szCs w:val="18"/>
-        </w:rPr>
-        <w:t>.</w:t>
-      </w:r>
-      <w:proofErr w:type="gramStart"/>
-      <w:r>
-        <w:rPr>
-          <w:rFonts w:ascii="Consolas" w:hAnsi="Consolas"/>
-          <w:sz w:val="18"/>
-          <w:szCs w:val="18"/>
-        </w:rPr>
-        <w:t>empty</w:t>
-      </w:r>
-      <w:proofErr w:type="spellEnd"/>
-      <w:r>
-        <w:rPr>
-          <w:rFonts w:ascii="Consolas" w:hAnsi="Consolas"/>
-          <w:sz w:val="18"/>
-          <w:szCs w:val="18"/>
-        </w:rPr>
-        <w:t>(</w:t>
-      </w:r>
-      <w:proofErr w:type="gramEnd"/>
-      <w:r>
-        <w:rPr>
-          <w:rFonts w:ascii="Consolas" w:hAnsi="Consolas"/>
-          <w:sz w:val="18"/>
-          <w:szCs w:val="18"/>
-        </w:rPr>
-        <w:t>)) {</w:t>
-      </w:r>
-    </w:p>
-    <w:p>
-      <w:pPr>
-        <w:spacing w:after="0" w:line="240" w:lineRule="auto"/>
-        <w:rPr>
-          <w:rFonts w:ascii="Consolas" w:hAnsi="Consolas"/>
-          <w:sz w:val="18"/>
-          <w:szCs w:val="18"/>
-        </w:rPr>
-      </w:pPr>
-      <w:r>
-        <w:rPr>
-          <w:rFonts w:ascii="Consolas" w:hAnsi="Consolas"/>
-          <w:sz w:val="18"/>
-          <w:szCs w:val="18"/>
-        </w:rPr>
-        <w:t xml:space="preserve">       long </w:t>
-      </w:r>
-      <w:proofErr w:type="spellStart"/>
-      <w:r>
-        <w:rPr>
-          <w:rFonts w:ascii="Consolas" w:hAnsi="Consolas"/>
-          <w:sz w:val="18"/>
-          <w:szCs w:val="18"/>
-        </w:rPr>
-        <w:t>long</w:t>
-      </w:r>
-      <w:proofErr w:type="spellEnd"/>
-      <w:r>
-        <w:rPr>
-          <w:rFonts w:ascii="Consolas" w:hAnsi="Consolas"/>
-          <w:sz w:val="18"/>
-          <w:szCs w:val="18"/>
-        </w:rPr>
-        <w:t xml:space="preserve"> d = </w:t>
-      </w:r>
-      <w:proofErr w:type="spellStart"/>
-      <w:proofErr w:type="gramStart"/>
-      <w:r>
-        <w:rPr>
-          <w:rFonts w:ascii="Consolas" w:hAnsi="Consolas"/>
-          <w:sz w:val="18"/>
-          <w:szCs w:val="18"/>
-        </w:rPr>
-        <w:t>pq.top</w:t>
-      </w:r>
-      <w:proofErr w:type="spellEnd"/>
-      <w:r>
-        <w:rPr>
-          <w:rFonts w:ascii="Consolas" w:hAnsi="Consolas"/>
-          <w:sz w:val="18"/>
-          <w:szCs w:val="18"/>
-        </w:rPr>
-        <w:t>().first</w:t>
-      </w:r>
-      <w:proofErr w:type="gramEnd"/>
-      <w:r>
-        <w:rPr>
-          <w:rFonts w:ascii="Consolas" w:hAnsi="Consolas"/>
-          <w:sz w:val="18"/>
-          <w:szCs w:val="18"/>
-        </w:rPr>
-        <w:t>;</w:t>
-      </w:r>
-    </w:p>
-    <w:p>
-      <w:pPr>
-        <w:spacing w:after="0" w:line="240" w:lineRule="auto"/>
-        <w:rPr>
-          <w:rFonts w:ascii="Consolas" w:hAnsi="Consolas"/>
-          <w:sz w:val="18"/>
-          <w:szCs w:val="18"/>
-        </w:rPr>
-      </w:pPr>
-      <w:r>
-        <w:rPr>
-          <w:rFonts w:ascii="Consolas" w:hAnsi="Consolas"/>
-          <w:sz w:val="18"/>
-          <w:szCs w:val="18"/>
-        </w:rPr>
-        <w:t xml:space="preserve">       int u = </w:t>
-      </w:r>
-      <w:proofErr w:type="spellStart"/>
-      <w:proofErr w:type="gramStart"/>
-      <w:r>
-        <w:rPr>
-          <w:rFonts w:ascii="Consolas" w:hAnsi="Consolas"/>
-          <w:sz w:val="18"/>
-          <w:szCs w:val="18"/>
-        </w:rPr>
-        <w:t>pq.top</w:t>
-      </w:r>
-      <w:proofErr w:type="spellEnd"/>
-      <w:r>
-        <w:rPr>
-          <w:rFonts w:ascii="Consolas" w:hAnsi="Consolas"/>
-          <w:sz w:val="18"/>
-          <w:szCs w:val="18"/>
-        </w:rPr>
-        <w:t>().second</w:t>
-      </w:r>
-      <w:proofErr w:type="gramEnd"/>
-      <w:r>
-        <w:rPr>
-          <w:rFonts w:ascii="Consolas" w:hAnsi="Consolas"/>
-          <w:sz w:val="18"/>
-          <w:szCs w:val="18"/>
-        </w:rPr>
-        <w:t>;</w:t>
-      </w:r>
-    </w:p>
-    <w:p>
-      <w:pPr>
-        <w:spacing w:after="0" w:line="240" w:lineRule="auto"/>
-        <w:rPr>
-          <w:rFonts w:ascii="Consolas" w:hAnsi="Consolas"/>
-          <w:sz w:val="18"/>
-          <w:szCs w:val="18"/>
-        </w:rPr>
-      </w:pPr>
-      <w:r>
-        <w:rPr>
-          <w:rFonts w:ascii="Consolas" w:hAnsi="Consolas"/>
-          <w:sz w:val="18"/>
-          <w:szCs w:val="18"/>
-        </w:rPr>
-        <w:t>       </w:t>
-      </w:r>
-      <w:proofErr w:type="spellStart"/>
-      <w:proofErr w:type="gramStart"/>
-      <w:r>
-        <w:rPr>
-          <w:rFonts w:ascii="Consolas" w:hAnsi="Consolas"/>
-          <w:sz w:val="18"/>
-          <w:szCs w:val="18"/>
-        </w:rPr>
-        <w:t>pq.pop</w:t>
-      </w:r>
-      <w:proofErr w:type="spellEnd"/>
-      <w:r>
-        <w:rPr>
-          <w:rFonts w:ascii="Consolas" w:hAnsi="Consolas"/>
-          <w:sz w:val="18"/>
-          <w:szCs w:val="18"/>
-        </w:rPr>
-        <w:t>(</w:t>
-      </w:r>
       <w:proofErr w:type="gramEnd"/>
       <w:r>
         <w:rPr>
@@ -20991,551 +22718,499 @@
           <w:sz w:val="18"/>
           <w:szCs w:val="18"/>
         </w:rPr>
-        <w:t xml:space="preserve">       if (d &gt; </w:t>
-      </w:r>
-      <w:proofErr w:type="spellStart"/>
-      <w:r>
-        <w:rPr>
-          <w:rFonts w:ascii="Consolas" w:hAnsi="Consolas"/>
-          <w:sz w:val="18"/>
-          <w:szCs w:val="18"/>
-        </w:rPr>
-        <w:t>dist</w:t>
-      </w:r>
-      <w:proofErr w:type="spellEnd"/>
-      <w:r>
-        <w:rPr>
-          <w:rFonts w:ascii="Consolas" w:hAnsi="Consolas"/>
-          <w:sz w:val="18"/>
-          <w:szCs w:val="18"/>
-        </w:rPr>
-        <w:t>[u])</w:t>
-      </w:r>
-    </w:p>
-    <w:p>
-      <w:pPr>
-        <w:spacing w:after="0" w:line="240" w:lineRule="auto"/>
-        <w:rPr>
-          <w:rFonts w:ascii="Consolas" w:hAnsi="Consolas"/>
-          <w:sz w:val="18"/>
-          <w:szCs w:val="18"/>
-        </w:rPr>
-      </w:pPr>
-      <w:r>
-        <w:rPr>
-          <w:rFonts w:ascii="Consolas" w:hAnsi="Consolas"/>
-          <w:sz w:val="18"/>
-          <w:szCs w:val="18"/>
-        </w:rPr>
-        <w:t>           continue;</w:t>
-      </w:r>
-    </w:p>
-    <w:p>
-      <w:pPr>
-        <w:spacing w:after="0" w:line="240" w:lineRule="auto"/>
-        <w:rPr>
-          <w:rFonts w:ascii="Consolas" w:hAnsi="Consolas"/>
-          <w:sz w:val="18"/>
-          <w:szCs w:val="18"/>
-        </w:rPr>
-      </w:pPr>
-      <w:r>
-        <w:rPr>
-          <w:rFonts w:ascii="Consolas" w:hAnsi="Consolas"/>
-          <w:sz w:val="18"/>
-          <w:szCs w:val="18"/>
-        </w:rPr>
-        <w:t xml:space="preserve">       for (int </w:t>
-      </w:r>
-      <w:proofErr w:type="spellStart"/>
-      <w:r>
-        <w:rPr>
-          <w:rFonts w:ascii="Consolas" w:hAnsi="Consolas"/>
-          <w:sz w:val="18"/>
-          <w:szCs w:val="18"/>
-        </w:rPr>
-        <w:t>i</w:t>
-      </w:r>
-      <w:proofErr w:type="spellEnd"/>
-      <w:r>
-        <w:rPr>
-          <w:rFonts w:ascii="Consolas" w:hAnsi="Consolas"/>
-          <w:sz w:val="18"/>
-          <w:szCs w:val="18"/>
-        </w:rPr>
-        <w:t xml:space="preserve"> = 0; </w:t>
-      </w:r>
-      <w:proofErr w:type="spellStart"/>
-      <w:r>
-        <w:rPr>
-          <w:rFonts w:ascii="Consolas" w:hAnsi="Consolas"/>
-          <w:sz w:val="18"/>
-          <w:szCs w:val="18"/>
-        </w:rPr>
-        <w:t>i</w:t>
-      </w:r>
-      <w:proofErr w:type="spellEnd"/>
-      <w:r>
-        <w:rPr>
-          <w:rFonts w:ascii="Consolas" w:hAnsi="Consolas"/>
-          <w:sz w:val="18"/>
-          <w:szCs w:val="18"/>
-        </w:rPr>
-        <w:t xml:space="preserve"> &lt; (int)</w:t>
-      </w:r>
-      <w:proofErr w:type="spellStart"/>
-      <w:r>
-        <w:rPr>
-          <w:rFonts w:ascii="Consolas" w:hAnsi="Consolas"/>
-          <w:sz w:val="18"/>
-          <w:szCs w:val="18"/>
-        </w:rPr>
-        <w:t>adj</w:t>
-      </w:r>
-      <w:proofErr w:type="spellEnd"/>
-      <w:r>
-        <w:rPr>
-          <w:rFonts w:ascii="Consolas" w:hAnsi="Consolas"/>
-          <w:sz w:val="18"/>
-          <w:szCs w:val="18"/>
-        </w:rPr>
-        <w:t>[u</w:t>
-      </w:r>
-      <w:proofErr w:type="gramStart"/>
-      <w:r>
-        <w:rPr>
-          <w:rFonts w:ascii="Consolas" w:hAnsi="Consolas"/>
-          <w:sz w:val="18"/>
-          <w:szCs w:val="18"/>
-        </w:rPr>
-        <w:t>].size</w:t>
-      </w:r>
-      <w:proofErr w:type="gramEnd"/>
-      <w:r>
-        <w:rPr>
-          <w:rFonts w:ascii="Consolas" w:hAnsi="Consolas"/>
-          <w:sz w:val="18"/>
-          <w:szCs w:val="18"/>
-        </w:rPr>
-        <w:t xml:space="preserve">(); </w:t>
-      </w:r>
-      <w:proofErr w:type="spellStart"/>
-      <w:r>
-        <w:rPr>
-          <w:rFonts w:ascii="Consolas" w:hAnsi="Consolas"/>
-          <w:sz w:val="18"/>
-          <w:szCs w:val="18"/>
-        </w:rPr>
-        <w:t>i</w:t>
-      </w:r>
-      <w:proofErr w:type="spellEnd"/>
-      <w:r>
-        <w:rPr>
-          <w:rFonts w:ascii="Consolas" w:hAnsi="Consolas"/>
-          <w:sz w:val="18"/>
-          <w:szCs w:val="18"/>
-        </w:rPr>
-        <w:t>++) {</w:t>
-      </w:r>
-    </w:p>
-    <w:p>
-      <w:pPr>
-        <w:spacing w:after="0" w:line="240" w:lineRule="auto"/>
-        <w:rPr>
-          <w:rFonts w:ascii="Consolas" w:hAnsi="Consolas"/>
-          <w:sz w:val="18"/>
-          <w:szCs w:val="18"/>
-        </w:rPr>
-      </w:pPr>
-      <w:r>
-        <w:rPr>
-          <w:rFonts w:ascii="Consolas" w:hAnsi="Consolas"/>
-          <w:sz w:val="18"/>
-          <w:szCs w:val="18"/>
-        </w:rPr>
-        <w:t xml:space="preserve">           int v = </w:t>
-      </w:r>
-      <w:proofErr w:type="spellStart"/>
-      <w:r>
-        <w:rPr>
-          <w:rFonts w:ascii="Consolas" w:hAnsi="Consolas"/>
-          <w:sz w:val="18"/>
-          <w:szCs w:val="18"/>
-        </w:rPr>
-        <w:t>adj</w:t>
-      </w:r>
-      <w:proofErr w:type="spellEnd"/>
-      <w:r>
-        <w:rPr>
-          <w:rFonts w:ascii="Consolas" w:hAnsi="Consolas"/>
-          <w:sz w:val="18"/>
-          <w:szCs w:val="18"/>
-        </w:rPr>
-        <w:t>[u][</w:t>
-      </w:r>
-      <w:proofErr w:type="spellStart"/>
-      <w:r>
-        <w:rPr>
-          <w:rFonts w:ascii="Consolas" w:hAnsi="Consolas"/>
-          <w:sz w:val="18"/>
-          <w:szCs w:val="18"/>
-        </w:rPr>
-        <w:t>i</w:t>
-      </w:r>
-      <w:proofErr w:type="spellEnd"/>
-      <w:proofErr w:type="gramStart"/>
-      <w:r>
-        <w:rPr>
-          <w:rFonts w:ascii="Consolas" w:hAnsi="Consolas"/>
-          <w:sz w:val="18"/>
-          <w:szCs w:val="18"/>
-        </w:rPr>
-        <w:t>].first</w:t>
-      </w:r>
-      <w:proofErr w:type="gramEnd"/>
-      <w:r>
-        <w:rPr>
-          <w:rFonts w:ascii="Consolas" w:hAnsi="Consolas"/>
-          <w:sz w:val="18"/>
-          <w:szCs w:val="18"/>
-        </w:rPr>
-        <w:t>;</w:t>
-      </w:r>
-    </w:p>
-    <w:p>
-      <w:pPr>
-        <w:spacing w:after="0" w:line="240" w:lineRule="auto"/>
-        <w:rPr>
-          <w:rFonts w:ascii="Consolas" w:hAnsi="Consolas"/>
-          <w:sz w:val="18"/>
-          <w:szCs w:val="18"/>
-        </w:rPr>
-      </w:pPr>
-      <w:r>
-        <w:rPr>
-          <w:rFonts w:ascii="Consolas" w:hAnsi="Consolas"/>
-          <w:sz w:val="18"/>
-          <w:szCs w:val="18"/>
-        </w:rPr>
-        <w:t xml:space="preserve">           int w = </w:t>
-      </w:r>
-      <w:proofErr w:type="spellStart"/>
-      <w:r>
-        <w:rPr>
-          <w:rFonts w:ascii="Consolas" w:hAnsi="Consolas"/>
-          <w:sz w:val="18"/>
-          <w:szCs w:val="18"/>
-        </w:rPr>
-        <w:t>adj</w:t>
-      </w:r>
-      <w:proofErr w:type="spellEnd"/>
-      <w:r>
-        <w:rPr>
-          <w:rFonts w:ascii="Consolas" w:hAnsi="Consolas"/>
-          <w:sz w:val="18"/>
-          <w:szCs w:val="18"/>
-        </w:rPr>
-        <w:t>[u][</w:t>
-      </w:r>
-      <w:proofErr w:type="spellStart"/>
-      <w:r>
-        <w:rPr>
-          <w:rFonts w:ascii="Consolas" w:hAnsi="Consolas"/>
-          <w:sz w:val="18"/>
-          <w:szCs w:val="18"/>
-        </w:rPr>
-        <w:t>i</w:t>
-      </w:r>
-      <w:proofErr w:type="spellEnd"/>
-      <w:proofErr w:type="gramStart"/>
-      <w:r>
-        <w:rPr>
-          <w:rFonts w:ascii="Consolas" w:hAnsi="Consolas"/>
-          <w:sz w:val="18"/>
-          <w:szCs w:val="18"/>
-        </w:rPr>
-        <w:t>].second</w:t>
-      </w:r>
-      <w:proofErr w:type="gramEnd"/>
-      <w:r>
-        <w:rPr>
-          <w:rFonts w:ascii="Consolas" w:hAnsi="Consolas"/>
-          <w:sz w:val="18"/>
-          <w:szCs w:val="18"/>
-        </w:rPr>
-        <w:t>;</w:t>
-      </w:r>
-    </w:p>
-    <w:p>
-      <w:pPr>
-        <w:spacing w:after="0" w:line="240" w:lineRule="auto"/>
-        <w:rPr>
-          <w:rFonts w:ascii="Consolas" w:hAnsi="Consolas"/>
-          <w:sz w:val="18"/>
-          <w:szCs w:val="18"/>
-        </w:rPr>
-      </w:pPr>
-      <w:r>
-        <w:rPr>
-          <w:rFonts w:ascii="Consolas" w:hAnsi="Consolas"/>
-          <w:sz w:val="18"/>
-          <w:szCs w:val="18"/>
-        </w:rPr>
-        <w:t>           if (</w:t>
-      </w:r>
-      <w:proofErr w:type="spellStart"/>
-      <w:r>
-        <w:rPr>
-          <w:rFonts w:ascii="Consolas" w:hAnsi="Consolas"/>
-          <w:sz w:val="18"/>
-          <w:szCs w:val="18"/>
-        </w:rPr>
-        <w:t>dist</w:t>
-      </w:r>
-      <w:proofErr w:type="spellEnd"/>
-      <w:r>
-        <w:rPr>
-          <w:rFonts w:ascii="Consolas" w:hAnsi="Consolas"/>
-          <w:sz w:val="18"/>
-          <w:szCs w:val="18"/>
-        </w:rPr>
-        <w:t xml:space="preserve">[v] &gt; </w:t>
-      </w:r>
-      <w:proofErr w:type="spellStart"/>
-      <w:r>
-        <w:rPr>
-          <w:rFonts w:ascii="Consolas" w:hAnsi="Consolas"/>
-          <w:sz w:val="18"/>
-          <w:szCs w:val="18"/>
-        </w:rPr>
-        <w:t>dist</w:t>
-      </w:r>
-      <w:proofErr w:type="spellEnd"/>
-      <w:r>
-        <w:rPr>
-          <w:rFonts w:ascii="Consolas" w:hAnsi="Consolas"/>
-          <w:sz w:val="18"/>
-          <w:szCs w:val="18"/>
-        </w:rPr>
-        <w:t>[u] + w) {</w:t>
-      </w:r>
-    </w:p>
-    <w:p>
-      <w:pPr>
-        <w:spacing w:after="0" w:line="240" w:lineRule="auto"/>
-        <w:rPr>
-          <w:rFonts w:ascii="Consolas" w:hAnsi="Consolas"/>
-          <w:sz w:val="18"/>
-          <w:szCs w:val="18"/>
-        </w:rPr>
-      </w:pPr>
-      <w:r>
-        <w:rPr>
-          <w:rFonts w:ascii="Consolas" w:hAnsi="Consolas"/>
-          <w:sz w:val="18"/>
-          <w:szCs w:val="18"/>
-        </w:rPr>
-        <w:t>               </w:t>
-      </w:r>
-      <w:proofErr w:type="spellStart"/>
-      <w:r>
-        <w:rPr>
-          <w:rFonts w:ascii="Consolas" w:hAnsi="Consolas"/>
-          <w:sz w:val="18"/>
-          <w:szCs w:val="18"/>
-        </w:rPr>
-        <w:t>dist</w:t>
-      </w:r>
-      <w:proofErr w:type="spellEnd"/>
-      <w:r>
-        <w:rPr>
-          <w:rFonts w:ascii="Consolas" w:hAnsi="Consolas"/>
-          <w:sz w:val="18"/>
-          <w:szCs w:val="18"/>
-        </w:rPr>
-        <w:t xml:space="preserve">[v] = </w:t>
-      </w:r>
-      <w:proofErr w:type="spellStart"/>
-      <w:r>
-        <w:rPr>
-          <w:rFonts w:ascii="Consolas" w:hAnsi="Consolas"/>
-          <w:sz w:val="18"/>
-          <w:szCs w:val="18"/>
-        </w:rPr>
-        <w:t>dist</w:t>
-      </w:r>
-      <w:proofErr w:type="spellEnd"/>
-      <w:r>
-        <w:rPr>
-          <w:rFonts w:ascii="Consolas" w:hAnsi="Consolas"/>
-          <w:sz w:val="18"/>
-          <w:szCs w:val="18"/>
-        </w:rPr>
-        <w:t>[u] + w;</w:t>
-      </w:r>
-    </w:p>
-    <w:p>
-      <w:pPr>
-        <w:spacing w:after="0" w:line="240" w:lineRule="auto"/>
-        <w:rPr>
-          <w:rFonts w:ascii="Consolas" w:hAnsi="Consolas"/>
-          <w:sz w:val="18"/>
-          <w:szCs w:val="18"/>
-        </w:rPr>
-      </w:pPr>
-      <w:r>
-        <w:rPr>
-          <w:rFonts w:ascii="Consolas" w:hAnsi="Consolas"/>
-          <w:sz w:val="18"/>
-          <w:szCs w:val="18"/>
-        </w:rPr>
-        <w:t>               </w:t>
-      </w:r>
-      <w:proofErr w:type="spellStart"/>
-      <w:proofErr w:type="gramStart"/>
-      <w:r>
-        <w:rPr>
-          <w:rFonts w:ascii="Consolas" w:hAnsi="Consolas"/>
-          <w:sz w:val="18"/>
-          <w:szCs w:val="18"/>
-        </w:rPr>
-        <w:t>pq.push</w:t>
-      </w:r>
-      <w:proofErr w:type="spellEnd"/>
-      <w:proofErr w:type="gramEnd"/>
-      <w:r>
-        <w:rPr>
-          <w:rFonts w:ascii="Consolas" w:hAnsi="Consolas"/>
-          <w:sz w:val="18"/>
-          <w:szCs w:val="18"/>
-        </w:rPr>
-        <w:t>(</w:t>
-      </w:r>
-      <w:proofErr w:type="spellStart"/>
-      <w:r>
-        <w:rPr>
-          <w:rFonts w:ascii="Consolas" w:hAnsi="Consolas"/>
-          <w:sz w:val="18"/>
-          <w:szCs w:val="18"/>
-        </w:rPr>
-        <w:t>make_pair</w:t>
-      </w:r>
-      <w:proofErr w:type="spellEnd"/>
-      <w:r>
-        <w:rPr>
-          <w:rFonts w:ascii="Consolas" w:hAnsi="Consolas"/>
-          <w:sz w:val="18"/>
-          <w:szCs w:val="18"/>
-        </w:rPr>
-        <w:t>(</w:t>
-      </w:r>
-      <w:proofErr w:type="spellStart"/>
-      <w:r>
-        <w:rPr>
-          <w:rFonts w:ascii="Consolas" w:hAnsi="Consolas"/>
-          <w:sz w:val="18"/>
-          <w:szCs w:val="18"/>
-        </w:rPr>
-        <w:t>dist</w:t>
-      </w:r>
-      <w:proofErr w:type="spellEnd"/>
-      <w:r>
-        <w:rPr>
-          <w:rFonts w:ascii="Consolas" w:hAnsi="Consolas"/>
-          <w:sz w:val="18"/>
-          <w:szCs w:val="18"/>
-        </w:rPr>
-        <w:t>[v], v));</w:t>
-      </w:r>
-    </w:p>
-    <w:p>
-      <w:pPr>
-        <w:spacing w:after="0" w:line="240" w:lineRule="auto"/>
-        <w:rPr>
-          <w:rFonts w:ascii="Consolas" w:hAnsi="Consolas"/>
-          <w:sz w:val="18"/>
-          <w:szCs w:val="18"/>
-        </w:rPr>
-      </w:pPr>
-      <w:r>
-        <w:rPr>
-          <w:rFonts w:ascii="Consolas" w:hAnsi="Consolas"/>
-          <w:sz w:val="18"/>
-          <w:szCs w:val="18"/>
-        </w:rPr>
-        <w:t>           }</w:t>
-      </w:r>
-    </w:p>
-    <w:p>
-      <w:pPr>
-        <w:spacing w:after="0" w:line="240" w:lineRule="auto"/>
-        <w:rPr>
-          <w:rFonts w:ascii="Consolas" w:hAnsi="Consolas"/>
-          <w:sz w:val="18"/>
-          <w:szCs w:val="18"/>
-        </w:rPr>
-      </w:pPr>
-      <w:r>
-        <w:rPr>
-          <w:rFonts w:ascii="Consolas" w:hAnsi="Consolas"/>
-          <w:sz w:val="18"/>
-          <w:szCs w:val="18"/>
-        </w:rPr>
-        <w:t>       }</w:t>
-      </w:r>
-    </w:p>
-    <w:p>
-      <w:pPr>
-        <w:spacing w:after="0" w:line="240" w:lineRule="auto"/>
-        <w:rPr>
-          <w:rFonts w:ascii="Consolas" w:hAnsi="Consolas"/>
-          <w:sz w:val="18"/>
-          <w:szCs w:val="18"/>
-        </w:rPr>
-      </w:pPr>
-      <w:r>
-        <w:rPr>
-          <w:rFonts w:ascii="Consolas" w:hAnsi="Consolas"/>
-          <w:sz w:val="18"/>
-          <w:szCs w:val="18"/>
-        </w:rPr>
-        <w:t>   }</w:t>
-      </w:r>
-    </w:p>
-    <w:p>
-      <w:pPr>
-        <w:spacing w:after="0" w:line="240" w:lineRule="auto"/>
-        <w:rPr>
-          <w:rFonts w:ascii="Consolas" w:hAnsi="Consolas"/>
-          <w:sz w:val="18"/>
-          <w:szCs w:val="18"/>
-        </w:rPr>
-      </w:pPr>
-      <w:r>
-        <w:rPr>
-          <w:rFonts w:ascii="Consolas" w:hAnsi="Consolas"/>
-          <w:sz w:val="18"/>
-          <w:szCs w:val="18"/>
-        </w:rPr>
-        <w:t xml:space="preserve">   return </w:t>
-      </w:r>
-      <w:proofErr w:type="spellStart"/>
-      <w:r>
-        <w:rPr>
-          <w:rFonts w:ascii="Consolas" w:hAnsi="Consolas"/>
-          <w:sz w:val="18"/>
-          <w:szCs w:val="18"/>
-        </w:rPr>
-        <w:t>dist</w:t>
-      </w:r>
-      <w:proofErr w:type="spellEnd"/>
-      <w:r>
-        <w:rPr>
-          <w:rFonts w:ascii="Consolas" w:hAnsi="Consolas"/>
-          <w:sz w:val="18"/>
-          <w:szCs w:val="18"/>
-        </w:rPr>
-        <w:t>;</w:t>
+        <w:t>#ifdef LOCAL</w:t>
+      </w:r>
+    </w:p>
+    <w:p>
+      <w:pPr>
+        <w:spacing w:after="0" w:line="240" w:lineRule="auto"/>
+        <w:rPr>
+          <w:rFonts w:ascii="Consolas" w:hAnsi="Consolas"/>
+          <w:sz w:val="18"/>
+          <w:szCs w:val="18"/>
+        </w:rPr>
+      </w:pPr>
+      <w:r>
+        <w:rPr>
+          <w:rFonts w:ascii="Consolas" w:hAnsi="Consolas"/>
+          <w:sz w:val="18"/>
+          <w:szCs w:val="18"/>
+        </w:rPr>
+        <w:t xml:space="preserve">    auto start = </w:t>
+      </w:r>
+      <w:proofErr w:type="gramStart"/>
+      <w:r>
+        <w:rPr>
+          <w:rFonts w:ascii="Consolas" w:hAnsi="Consolas"/>
+          <w:sz w:val="18"/>
+          <w:szCs w:val="18"/>
+        </w:rPr>
+        <w:t>chrono::</w:t>
+      </w:r>
+      <w:proofErr w:type="spellStart"/>
+      <w:proofErr w:type="gramEnd"/>
+      <w:r>
+        <w:rPr>
+          <w:rFonts w:ascii="Consolas" w:hAnsi="Consolas"/>
+          <w:sz w:val="18"/>
+          <w:szCs w:val="18"/>
+        </w:rPr>
+        <w:t>high_resolution_</w:t>
+      </w:r>
+      <w:proofErr w:type="gramStart"/>
+      <w:r>
+        <w:rPr>
+          <w:rFonts w:ascii="Consolas" w:hAnsi="Consolas"/>
+          <w:sz w:val="18"/>
+          <w:szCs w:val="18"/>
+        </w:rPr>
+        <w:t>clock</w:t>
+      </w:r>
+      <w:proofErr w:type="spellEnd"/>
+      <w:r>
+        <w:rPr>
+          <w:rFonts w:ascii="Consolas" w:hAnsi="Consolas"/>
+          <w:sz w:val="18"/>
+          <w:szCs w:val="18"/>
+        </w:rPr>
+        <w:t>::now(</w:t>
+      </w:r>
+      <w:proofErr w:type="gramEnd"/>
+      <w:r>
+        <w:rPr>
+          <w:rFonts w:ascii="Consolas" w:hAnsi="Consolas"/>
+          <w:sz w:val="18"/>
+          <w:szCs w:val="18"/>
+        </w:rPr>
+        <w:t>);</w:t>
+      </w:r>
+    </w:p>
+    <w:p>
+      <w:pPr>
+        <w:spacing w:after="0" w:line="240" w:lineRule="auto"/>
+        <w:rPr>
+          <w:rFonts w:ascii="Consolas" w:hAnsi="Consolas"/>
+          <w:sz w:val="18"/>
+          <w:szCs w:val="18"/>
+        </w:rPr>
+      </w:pPr>
+      <w:r>
+        <w:rPr>
+          <w:rFonts w:ascii="Consolas" w:hAnsi="Consolas"/>
+          <w:sz w:val="18"/>
+          <w:szCs w:val="18"/>
+        </w:rPr>
+        <w:t>#endif</w:t>
+      </w:r>
+    </w:p>
+    <w:p>
+      <w:pPr>
+        <w:spacing w:after="0" w:line="240" w:lineRule="auto"/>
+        <w:rPr>
+          <w:rFonts w:ascii="Consolas" w:hAnsi="Consolas"/>
+          <w:sz w:val="18"/>
+          <w:szCs w:val="18"/>
+        </w:rPr>
+      </w:pPr>
+    </w:p>
+    <w:p>
+      <w:pPr>
+        <w:spacing w:after="0" w:line="240" w:lineRule="auto"/>
+        <w:rPr>
+          <w:rFonts w:ascii="Consolas" w:hAnsi="Consolas"/>
+          <w:sz w:val="18"/>
+          <w:szCs w:val="18"/>
+        </w:rPr>
+      </w:pPr>
+      <w:r>
+        <w:rPr>
+          <w:rFonts w:ascii="Consolas" w:hAnsi="Consolas"/>
+          <w:sz w:val="18"/>
+          <w:szCs w:val="18"/>
+        </w:rPr>
+        <w:t>    int t;</w:t>
+      </w:r>
+    </w:p>
+    <w:p>
+      <w:pPr>
+        <w:spacing w:after="0" w:line="240" w:lineRule="auto"/>
+        <w:rPr>
+          <w:rFonts w:ascii="Consolas" w:hAnsi="Consolas"/>
+          <w:sz w:val="18"/>
+          <w:szCs w:val="18"/>
+        </w:rPr>
+      </w:pPr>
+      <w:r>
+        <w:rPr>
+          <w:rFonts w:ascii="Consolas" w:hAnsi="Consolas"/>
+          <w:sz w:val="18"/>
+          <w:szCs w:val="18"/>
+        </w:rPr>
+        <w:t xml:space="preserve">    </w:t>
+      </w:r>
+      <w:proofErr w:type="spellStart"/>
+      <w:r>
+        <w:rPr>
+          <w:rFonts w:ascii="Consolas" w:hAnsi="Consolas"/>
+          <w:sz w:val="18"/>
+          <w:szCs w:val="18"/>
+        </w:rPr>
+        <w:t>cin</w:t>
+      </w:r>
+      <w:proofErr w:type="spellEnd"/>
+      <w:r>
+        <w:rPr>
+          <w:rFonts w:ascii="Consolas" w:hAnsi="Consolas"/>
+          <w:sz w:val="18"/>
+          <w:szCs w:val="18"/>
+        </w:rPr>
+        <w:t xml:space="preserve"> &gt;&gt; t;</w:t>
+      </w:r>
+    </w:p>
+    <w:p>
+      <w:pPr>
+        <w:spacing w:after="0" w:line="240" w:lineRule="auto"/>
+        <w:rPr>
+          <w:rFonts w:ascii="Consolas" w:hAnsi="Consolas"/>
+          <w:sz w:val="18"/>
+          <w:szCs w:val="18"/>
+        </w:rPr>
+      </w:pPr>
+      <w:r>
+        <w:rPr>
+          <w:rFonts w:ascii="Consolas" w:hAnsi="Consolas"/>
+          <w:sz w:val="18"/>
+          <w:szCs w:val="18"/>
+        </w:rPr>
+        <w:t>    while (t--) {</w:t>
+      </w:r>
+    </w:p>
+    <w:p>
+      <w:pPr>
+        <w:spacing w:after="0" w:line="240" w:lineRule="auto"/>
+        <w:rPr>
+          <w:rFonts w:ascii="Consolas" w:hAnsi="Consolas"/>
+          <w:sz w:val="18"/>
+          <w:szCs w:val="18"/>
+        </w:rPr>
+      </w:pPr>
+      <w:r>
+        <w:rPr>
+          <w:rFonts w:ascii="Consolas" w:hAnsi="Consolas"/>
+          <w:sz w:val="18"/>
+          <w:szCs w:val="18"/>
+        </w:rPr>
+        <w:t xml:space="preserve">        </w:t>
+      </w:r>
+      <w:proofErr w:type="gramStart"/>
+      <w:r>
+        <w:rPr>
+          <w:rFonts w:ascii="Consolas" w:hAnsi="Consolas"/>
+          <w:sz w:val="18"/>
+          <w:szCs w:val="18"/>
+        </w:rPr>
+        <w:t>Solve(</w:t>
+      </w:r>
+      <w:proofErr w:type="gramEnd"/>
+      <w:r>
+        <w:rPr>
+          <w:rFonts w:ascii="Consolas" w:hAnsi="Consolas"/>
+          <w:sz w:val="18"/>
+          <w:szCs w:val="18"/>
+        </w:rPr>
+        <w:t>);</w:t>
+      </w:r>
+    </w:p>
+    <w:p>
+      <w:pPr>
+        <w:spacing w:after="0" w:line="240" w:lineRule="auto"/>
+        <w:rPr>
+          <w:rFonts w:ascii="Consolas" w:hAnsi="Consolas"/>
+          <w:sz w:val="18"/>
+          <w:szCs w:val="18"/>
+        </w:rPr>
+      </w:pPr>
+      <w:r>
+        <w:rPr>
+          <w:rFonts w:ascii="Consolas" w:hAnsi="Consolas"/>
+          <w:sz w:val="18"/>
+          <w:szCs w:val="18"/>
+        </w:rPr>
+        <w:t>    }</w:t>
+      </w:r>
+    </w:p>
+    <w:p>
+      <w:pPr>
+        <w:spacing w:after="0" w:line="240" w:lineRule="auto"/>
+        <w:rPr>
+          <w:rFonts w:ascii="Consolas" w:hAnsi="Consolas"/>
+          <w:sz w:val="18"/>
+          <w:szCs w:val="18"/>
+        </w:rPr>
+      </w:pPr>
+    </w:p>
+    <w:p>
+      <w:pPr>
+        <w:spacing w:after="0" w:line="240" w:lineRule="auto"/>
+        <w:rPr>
+          <w:rFonts w:ascii="Consolas" w:hAnsi="Consolas"/>
+          <w:sz w:val="18"/>
+          <w:szCs w:val="18"/>
+        </w:rPr>
+      </w:pPr>
+      <w:r>
+        <w:rPr>
+          <w:rFonts w:ascii="Consolas" w:hAnsi="Consolas"/>
+          <w:sz w:val="18"/>
+          <w:szCs w:val="18"/>
+        </w:rPr>
+        <w:t>#ifdef LOCAL</w:t>
+      </w:r>
+    </w:p>
+    <w:p>
+      <w:pPr>
+        <w:spacing w:after="0" w:line="240" w:lineRule="auto"/>
+        <w:rPr>
+          <w:rFonts w:ascii="Consolas" w:hAnsi="Consolas"/>
+          <w:sz w:val="18"/>
+          <w:szCs w:val="18"/>
+        </w:rPr>
+      </w:pPr>
+      <w:r>
+        <w:rPr>
+          <w:rFonts w:ascii="Consolas" w:hAnsi="Consolas"/>
+          <w:sz w:val="18"/>
+          <w:szCs w:val="18"/>
+        </w:rPr>
+        <w:t xml:space="preserve">    auto end = </w:t>
+      </w:r>
+      <w:proofErr w:type="gramStart"/>
+      <w:r>
+        <w:rPr>
+          <w:rFonts w:ascii="Consolas" w:hAnsi="Consolas"/>
+          <w:sz w:val="18"/>
+          <w:szCs w:val="18"/>
+        </w:rPr>
+        <w:t>chrono::</w:t>
+      </w:r>
+      <w:proofErr w:type="spellStart"/>
+      <w:proofErr w:type="gramEnd"/>
+      <w:r>
+        <w:rPr>
+          <w:rFonts w:ascii="Consolas" w:hAnsi="Consolas"/>
+          <w:sz w:val="18"/>
+          <w:szCs w:val="18"/>
+        </w:rPr>
+        <w:t>high_resolution_</w:t>
+      </w:r>
+      <w:proofErr w:type="gramStart"/>
+      <w:r>
+        <w:rPr>
+          <w:rFonts w:ascii="Consolas" w:hAnsi="Consolas"/>
+          <w:sz w:val="18"/>
+          <w:szCs w:val="18"/>
+        </w:rPr>
+        <w:t>clock</w:t>
+      </w:r>
+      <w:proofErr w:type="spellEnd"/>
+      <w:r>
+        <w:rPr>
+          <w:rFonts w:ascii="Consolas" w:hAnsi="Consolas"/>
+          <w:sz w:val="18"/>
+          <w:szCs w:val="18"/>
+        </w:rPr>
+        <w:t>::now(</w:t>
+      </w:r>
+      <w:proofErr w:type="gramEnd"/>
+      <w:r>
+        <w:rPr>
+          <w:rFonts w:ascii="Consolas" w:hAnsi="Consolas"/>
+          <w:sz w:val="18"/>
+          <w:szCs w:val="18"/>
+        </w:rPr>
+        <w:t>);</w:t>
+      </w:r>
+    </w:p>
+    <w:p>
+      <w:pPr>
+        <w:spacing w:after="0" w:line="240" w:lineRule="auto"/>
+        <w:rPr>
+          <w:rFonts w:ascii="Consolas" w:hAnsi="Consolas"/>
+          <w:sz w:val="18"/>
+          <w:szCs w:val="18"/>
+        </w:rPr>
+      </w:pPr>
+      <w:r>
+        <w:rPr>
+          <w:rFonts w:ascii="Consolas" w:hAnsi="Consolas"/>
+          <w:sz w:val="18"/>
+          <w:szCs w:val="18"/>
+        </w:rPr>
+        <w:t xml:space="preserve">    </w:t>
+      </w:r>
+      <w:proofErr w:type="spellStart"/>
+      <w:r>
+        <w:rPr>
+          <w:rFonts w:ascii="Consolas" w:hAnsi="Consolas"/>
+          <w:sz w:val="18"/>
+          <w:szCs w:val="18"/>
+        </w:rPr>
+        <w:t>cerr</w:t>
+      </w:r>
+      <w:proofErr w:type="spellEnd"/>
+      <w:r>
+        <w:rPr>
+          <w:rFonts w:ascii="Consolas" w:hAnsi="Consolas"/>
+          <w:sz w:val="18"/>
+          <w:szCs w:val="18"/>
+        </w:rPr>
+        <w:t xml:space="preserve"> &lt;&lt; "Time: " &lt;&lt; </w:t>
+      </w:r>
+      <w:proofErr w:type="gramStart"/>
+      <w:r>
+        <w:rPr>
+          <w:rFonts w:ascii="Consolas" w:hAnsi="Consolas"/>
+          <w:sz w:val="18"/>
+          <w:szCs w:val="18"/>
+        </w:rPr>
+        <w:t>chrono::</w:t>
+      </w:r>
+      <w:proofErr w:type="spellStart"/>
+      <w:proofErr w:type="gramEnd"/>
+      <w:r>
+        <w:rPr>
+          <w:rFonts w:ascii="Consolas" w:hAnsi="Consolas"/>
+          <w:sz w:val="18"/>
+          <w:szCs w:val="18"/>
+        </w:rPr>
+        <w:t>duration_cast</w:t>
+      </w:r>
+      <w:proofErr w:type="spellEnd"/>
+      <w:r>
+        <w:rPr>
+          <w:rFonts w:ascii="Consolas" w:hAnsi="Consolas"/>
+          <w:sz w:val="18"/>
+          <w:szCs w:val="18"/>
+        </w:rPr>
+        <w:t>&lt;</w:t>
+      </w:r>
+      <w:proofErr w:type="gramStart"/>
+      <w:r>
+        <w:rPr>
+          <w:rFonts w:ascii="Consolas" w:hAnsi="Consolas"/>
+          <w:sz w:val="18"/>
+          <w:szCs w:val="18"/>
+        </w:rPr>
+        <w:t>chrono::</w:t>
+      </w:r>
+      <w:proofErr w:type="gramEnd"/>
+      <w:r>
+        <w:rPr>
+          <w:rFonts w:ascii="Consolas" w:hAnsi="Consolas"/>
+          <w:sz w:val="18"/>
+          <w:szCs w:val="18"/>
+        </w:rPr>
+        <w:t>milliseconds</w:t>
+      </w:r>
+      <w:proofErr w:type="gramStart"/>
+      <w:r>
+        <w:rPr>
+          <w:rFonts w:ascii="Consolas" w:hAnsi="Consolas"/>
+          <w:sz w:val="18"/>
+          <w:szCs w:val="18"/>
+        </w:rPr>
+        <w:t>&gt;(</w:t>
+      </w:r>
+      <w:proofErr w:type="gramEnd"/>
+      <w:r>
+        <w:rPr>
+          <w:rFonts w:ascii="Consolas" w:hAnsi="Consolas"/>
+          <w:sz w:val="18"/>
+          <w:szCs w:val="18"/>
+        </w:rPr>
+        <w:t>end - start</w:t>
+      </w:r>
+      <w:proofErr w:type="gramStart"/>
+      <w:r>
+        <w:rPr>
+          <w:rFonts w:ascii="Consolas" w:hAnsi="Consolas"/>
+          <w:sz w:val="18"/>
+          <w:szCs w:val="18"/>
+        </w:rPr>
+        <w:t>).count</w:t>
+      </w:r>
+      <w:proofErr w:type="gramEnd"/>
+      <w:r>
+        <w:rPr>
+          <w:rFonts w:ascii="Consolas" w:hAnsi="Consolas"/>
+          <w:sz w:val="18"/>
+          <w:szCs w:val="18"/>
+        </w:rPr>
+        <w:t xml:space="preserve">() &lt;&lt; " </w:t>
+      </w:r>
+      <w:proofErr w:type="spellStart"/>
+      <w:r>
+        <w:rPr>
+          <w:rFonts w:ascii="Consolas" w:hAnsi="Consolas"/>
+          <w:sz w:val="18"/>
+          <w:szCs w:val="18"/>
+        </w:rPr>
+        <w:t>ms</w:t>
+      </w:r>
+      <w:proofErr w:type="spellEnd"/>
+      <w:r>
+        <w:rPr>
+          <w:rFonts w:ascii="Consolas" w:hAnsi="Consolas"/>
+          <w:sz w:val="18"/>
+          <w:szCs w:val="18"/>
+        </w:rPr>
+        <w:t>\n";</w:t>
+      </w:r>
+    </w:p>
+    <w:p>
+      <w:pPr>
+        <w:spacing w:after="0" w:line="240" w:lineRule="auto"/>
+        <w:rPr>
+          <w:rFonts w:ascii="Consolas" w:hAnsi="Consolas"/>
+          <w:sz w:val="18"/>
+          <w:szCs w:val="18"/>
+        </w:rPr>
+      </w:pPr>
+      <w:r>
+        <w:rPr>
+          <w:rFonts w:ascii="Consolas" w:hAnsi="Consolas"/>
+          <w:sz w:val="18"/>
+          <w:szCs w:val="18"/>
+        </w:rPr>
+        <w:t>#endif</w:t>
+      </w:r>
+    </w:p>
+    <w:p>
+      <w:pPr>
+        <w:spacing w:after="0" w:line="240" w:lineRule="auto"/>
+        <w:rPr>
+          <w:rFonts w:ascii="Consolas" w:hAnsi="Consolas"/>
+          <w:sz w:val="18"/>
+          <w:szCs w:val="18"/>
+        </w:rPr>
+      </w:pPr>
+    </w:p>
+    <w:p>
+      <w:pPr>
+        <w:spacing w:after="0" w:line="240" w:lineRule="auto"/>
+        <w:rPr>
+          <w:rFonts w:ascii="Consolas" w:hAnsi="Consolas"/>
+          <w:sz w:val="18"/>
+          <w:szCs w:val="18"/>
+        </w:rPr>
+      </w:pPr>
+      <w:r>
+        <w:rPr>
+          <w:rFonts w:ascii="Consolas" w:hAnsi="Consolas"/>
+          <w:sz w:val="18"/>
+          <w:szCs w:val="18"/>
+        </w:rPr>
+        <w:t>    return 0;</w:t>
       </w:r>
     </w:p>
     <w:p>
@@ -21561,710 +23236,6 @@
         <w:spacing w:after="0" w:line="240" w:lineRule="auto"/>
         <w:rPr>
           <w:rFonts w:ascii="Consolas" w:hAnsi="Consolas"/>
-          <w:sz w:val="18"/>
-          <w:szCs w:val="18"/>
-        </w:rPr>
-      </w:pPr>
-    </w:p>
-    <w:p>
-      <w:pPr>
-        <w:spacing w:after="0" w:line="240" w:lineRule="auto"/>
-        <w:rPr>
-          <w:rFonts w:ascii="Consolas" w:hAnsi="Consolas"/>
-          <w:sz w:val="18"/>
-          <w:szCs w:val="18"/>
-        </w:rPr>
-      </w:pPr>
-      <w:r>
-        <w:rPr>
-          <w:rFonts w:ascii="Consolas" w:hAnsi="Consolas"/>
-          <w:sz w:val="18"/>
-          <w:szCs w:val="18"/>
-        </w:rPr>
-        <w:t xml:space="preserve">void </w:t>
-      </w:r>
-      <w:proofErr w:type="gramStart"/>
-      <w:r>
-        <w:rPr>
-          <w:rFonts w:ascii="Consolas" w:hAnsi="Consolas"/>
-          <w:sz w:val="18"/>
-          <w:szCs w:val="18"/>
-        </w:rPr>
-        <w:t>Solve(</w:t>
-      </w:r>
-      <w:proofErr w:type="gramEnd"/>
-      <w:r>
-        <w:rPr>
-          <w:rFonts w:ascii="Consolas" w:hAnsi="Consolas"/>
-          <w:sz w:val="18"/>
-          <w:szCs w:val="18"/>
-        </w:rPr>
-        <w:t>) {</w:t>
-      </w:r>
-    </w:p>
-    <w:p>
-      <w:pPr>
-        <w:spacing w:after="0" w:line="240" w:lineRule="auto"/>
-        <w:rPr>
-          <w:rFonts w:ascii="Consolas" w:hAnsi="Consolas"/>
-          <w:sz w:val="18"/>
-          <w:szCs w:val="18"/>
-        </w:rPr>
-      </w:pPr>
-      <w:r>
-        <w:rPr>
-          <w:rFonts w:ascii="Consolas" w:hAnsi="Consolas"/>
-          <w:sz w:val="18"/>
-          <w:szCs w:val="18"/>
-        </w:rPr>
-        <w:t xml:space="preserve">    </w:t>
-      </w:r>
-    </w:p>
-    <w:p>
-      <w:pPr>
-        <w:spacing w:after="0" w:line="240" w:lineRule="auto"/>
-        <w:rPr>
-          <w:rFonts w:ascii="Consolas" w:hAnsi="Consolas"/>
-          <w:sz w:val="18"/>
-          <w:szCs w:val="18"/>
-        </w:rPr>
-      </w:pPr>
-      <w:r>
-        <w:rPr>
-          <w:rFonts w:ascii="Consolas" w:hAnsi="Consolas"/>
-          <w:sz w:val="18"/>
-          <w:szCs w:val="18"/>
-        </w:rPr>
-        <w:t>}</w:t>
-      </w:r>
-    </w:p>
-    <w:p>
-      <w:pPr>
-        <w:spacing w:after="0" w:line="240" w:lineRule="auto"/>
-        <w:rPr>
-          <w:rFonts w:ascii="Consolas" w:hAnsi="Consolas"/>
-          <w:sz w:val="18"/>
-          <w:szCs w:val="18"/>
-        </w:rPr>
-      </w:pPr>
-    </w:p>
-    <w:p>
-      <w:pPr>
-        <w:spacing w:after="0" w:line="240" w:lineRule="auto"/>
-        <w:rPr>
-          <w:rFonts w:ascii="Consolas" w:hAnsi="Consolas"/>
-          <w:sz w:val="18"/>
-          <w:szCs w:val="18"/>
-        </w:rPr>
-      </w:pPr>
-      <w:r>
-        <w:rPr>
-          <w:rFonts w:ascii="Consolas" w:hAnsi="Consolas"/>
-          <w:sz w:val="18"/>
-          <w:szCs w:val="18"/>
-        </w:rPr>
-        <w:t xml:space="preserve">int32_t </w:t>
-      </w:r>
-      <w:proofErr w:type="gramStart"/>
-      <w:r>
-        <w:rPr>
-          <w:rFonts w:ascii="Consolas" w:hAnsi="Consolas"/>
-          <w:sz w:val="18"/>
-          <w:szCs w:val="18"/>
-        </w:rPr>
-        <w:t>main(</w:t>
-      </w:r>
-      <w:proofErr w:type="gramEnd"/>
-      <w:r>
-        <w:rPr>
-          <w:rFonts w:ascii="Consolas" w:hAnsi="Consolas"/>
-          <w:sz w:val="18"/>
-          <w:szCs w:val="18"/>
-        </w:rPr>
-        <w:t>) {</w:t>
-      </w:r>
-    </w:p>
-    <w:p>
-      <w:pPr>
-        <w:spacing w:after="0" w:line="240" w:lineRule="auto"/>
-        <w:rPr>
-          <w:rFonts w:ascii="Consolas" w:hAnsi="Consolas"/>
-          <w:sz w:val="18"/>
-          <w:szCs w:val="18"/>
-        </w:rPr>
-      </w:pPr>
-      <w:r>
-        <w:rPr>
-          <w:rFonts w:ascii="Consolas" w:hAnsi="Consolas"/>
-          <w:sz w:val="18"/>
-          <w:szCs w:val="18"/>
-        </w:rPr>
-        <w:t xml:space="preserve">    </w:t>
-      </w:r>
-      <w:proofErr w:type="spellStart"/>
-      <w:proofErr w:type="gramStart"/>
-      <w:r>
-        <w:rPr>
-          <w:rFonts w:ascii="Consolas" w:hAnsi="Consolas"/>
-          <w:sz w:val="18"/>
-          <w:szCs w:val="18"/>
-        </w:rPr>
-        <w:t>fastIO</w:t>
-      </w:r>
-      <w:proofErr w:type="spellEnd"/>
-      <w:r>
-        <w:rPr>
-          <w:rFonts w:ascii="Consolas" w:hAnsi="Consolas"/>
-          <w:sz w:val="18"/>
-          <w:szCs w:val="18"/>
-        </w:rPr>
-        <w:t>(</w:t>
-      </w:r>
-      <w:proofErr w:type="gramEnd"/>
-      <w:r>
-        <w:rPr>
-          <w:rFonts w:ascii="Consolas" w:hAnsi="Consolas"/>
-          <w:sz w:val="18"/>
-          <w:szCs w:val="18"/>
-        </w:rPr>
-        <w:t>);</w:t>
-      </w:r>
-    </w:p>
-    <w:p>
-      <w:pPr>
-        <w:spacing w:after="0" w:line="240" w:lineRule="auto"/>
-        <w:rPr>
-          <w:rFonts w:ascii="Consolas" w:hAnsi="Consolas"/>
-          <w:sz w:val="18"/>
-          <w:szCs w:val="18"/>
-        </w:rPr>
-      </w:pPr>
-      <w:r>
-        <w:rPr>
-          <w:rFonts w:ascii="Consolas" w:hAnsi="Consolas"/>
-          <w:sz w:val="18"/>
-          <w:szCs w:val="18"/>
-        </w:rPr>
-        <w:t>#ifdef LOCAL</w:t>
-      </w:r>
-    </w:p>
-    <w:p>
-      <w:pPr>
-        <w:spacing w:after="0" w:line="240" w:lineRule="auto"/>
-        <w:rPr>
-          <w:rFonts w:ascii="Consolas" w:hAnsi="Consolas"/>
-          <w:sz w:val="18"/>
-          <w:szCs w:val="18"/>
-        </w:rPr>
-      </w:pPr>
-      <w:r>
-        <w:rPr>
-          <w:rFonts w:ascii="Consolas" w:hAnsi="Consolas"/>
-          <w:sz w:val="18"/>
-          <w:szCs w:val="18"/>
-        </w:rPr>
-        <w:t xml:space="preserve">    auto start = </w:t>
-      </w:r>
-      <w:proofErr w:type="gramStart"/>
-      <w:r>
-        <w:rPr>
-          <w:rFonts w:ascii="Consolas" w:hAnsi="Consolas"/>
-          <w:sz w:val="18"/>
-          <w:szCs w:val="18"/>
-        </w:rPr>
-        <w:t>chrono::</w:t>
-      </w:r>
-      <w:proofErr w:type="spellStart"/>
-      <w:proofErr w:type="gramEnd"/>
-      <w:r>
-        <w:rPr>
-          <w:rFonts w:ascii="Consolas" w:hAnsi="Consolas"/>
-          <w:sz w:val="18"/>
-          <w:szCs w:val="18"/>
-        </w:rPr>
-        <w:t>high_resolution_</w:t>
-      </w:r>
-      <w:proofErr w:type="gramStart"/>
-      <w:r>
-        <w:rPr>
-          <w:rFonts w:ascii="Consolas" w:hAnsi="Consolas"/>
-          <w:sz w:val="18"/>
-          <w:szCs w:val="18"/>
-        </w:rPr>
-        <w:t>clock</w:t>
-      </w:r>
-      <w:proofErr w:type="spellEnd"/>
-      <w:r>
-        <w:rPr>
-          <w:rFonts w:ascii="Consolas" w:hAnsi="Consolas"/>
-          <w:sz w:val="18"/>
-          <w:szCs w:val="18"/>
-        </w:rPr>
-        <w:t>::now(</w:t>
-      </w:r>
-      <w:proofErr w:type="gramEnd"/>
-      <w:r>
-        <w:rPr>
-          <w:rFonts w:ascii="Consolas" w:hAnsi="Consolas"/>
-          <w:sz w:val="18"/>
-          <w:szCs w:val="18"/>
-        </w:rPr>
-        <w:t>);</w:t>
-      </w:r>
-    </w:p>
-    <w:p>
-      <w:pPr>
-        <w:spacing w:after="0" w:line="240" w:lineRule="auto"/>
-        <w:rPr>
-          <w:rFonts w:ascii="Consolas" w:hAnsi="Consolas"/>
-          <w:sz w:val="18"/>
-          <w:szCs w:val="18"/>
-        </w:rPr>
-      </w:pPr>
-      <w:r>
-        <w:rPr>
-          <w:rFonts w:ascii="Consolas" w:hAnsi="Consolas"/>
-          <w:sz w:val="18"/>
-          <w:szCs w:val="18"/>
-        </w:rPr>
-        <w:t>#endif</w:t>
-      </w:r>
-    </w:p>
-    <w:p>
-      <w:pPr>
-        <w:spacing w:after="0" w:line="240" w:lineRule="auto"/>
-        <w:rPr>
-          <w:rFonts w:ascii="Consolas" w:hAnsi="Consolas"/>
-          <w:sz w:val="18"/>
-          <w:szCs w:val="18"/>
-        </w:rPr>
-      </w:pPr>
-    </w:p>
-    <w:p>
-      <w:pPr>
-        <w:spacing w:after="0" w:line="240" w:lineRule="auto"/>
-        <w:rPr>
-          <w:rFonts w:ascii="Consolas" w:hAnsi="Consolas"/>
-          <w:sz w:val="18"/>
-          <w:szCs w:val="18"/>
-        </w:rPr>
-      </w:pPr>
-      <w:r>
-        <w:rPr>
-          <w:rFonts w:ascii="Consolas" w:hAnsi="Consolas"/>
-          <w:sz w:val="18"/>
-          <w:szCs w:val="18"/>
-        </w:rPr>
-        <w:t>    int t;</w:t>
-      </w:r>
-    </w:p>
-    <w:p>
-      <w:pPr>
-        <w:spacing w:after="0" w:line="240" w:lineRule="auto"/>
-        <w:rPr>
-          <w:rFonts w:ascii="Consolas" w:hAnsi="Consolas"/>
-          <w:sz w:val="18"/>
-          <w:szCs w:val="18"/>
-        </w:rPr>
-      </w:pPr>
-      <w:r>
-        <w:rPr>
-          <w:rFonts w:ascii="Consolas" w:hAnsi="Consolas"/>
-          <w:sz w:val="18"/>
-          <w:szCs w:val="18"/>
-        </w:rPr>
-        <w:t xml:space="preserve">    </w:t>
-      </w:r>
-      <w:proofErr w:type="spellStart"/>
-      <w:r>
-        <w:rPr>
-          <w:rFonts w:ascii="Consolas" w:hAnsi="Consolas"/>
-          <w:sz w:val="18"/>
-          <w:szCs w:val="18"/>
-        </w:rPr>
-        <w:t>cin</w:t>
-      </w:r>
-      <w:proofErr w:type="spellEnd"/>
-      <w:r>
-        <w:rPr>
-          <w:rFonts w:ascii="Consolas" w:hAnsi="Consolas"/>
-          <w:sz w:val="18"/>
-          <w:szCs w:val="18"/>
-        </w:rPr>
-        <w:t xml:space="preserve"> &gt;&gt; t;</w:t>
-      </w:r>
-    </w:p>
-    <w:p>
-      <w:pPr>
-        <w:spacing w:after="0" w:line="240" w:lineRule="auto"/>
-        <w:rPr>
-          <w:rFonts w:ascii="Consolas" w:hAnsi="Consolas"/>
-          <w:sz w:val="18"/>
-          <w:szCs w:val="18"/>
-        </w:rPr>
-      </w:pPr>
-      <w:r>
-        <w:rPr>
-          <w:rFonts w:ascii="Consolas" w:hAnsi="Consolas"/>
-          <w:sz w:val="18"/>
-          <w:szCs w:val="18"/>
-        </w:rPr>
-        <w:t>    while (t--) {</w:t>
-      </w:r>
-    </w:p>
-    <w:p>
-      <w:pPr>
-        <w:spacing w:after="0" w:line="240" w:lineRule="auto"/>
-        <w:rPr>
-          <w:rFonts w:ascii="Consolas" w:hAnsi="Consolas"/>
-          <w:sz w:val="18"/>
-          <w:szCs w:val="18"/>
-        </w:rPr>
-      </w:pPr>
-      <w:r>
-        <w:rPr>
-          <w:rFonts w:ascii="Consolas" w:hAnsi="Consolas"/>
-          <w:sz w:val="18"/>
-          <w:szCs w:val="18"/>
-        </w:rPr>
-        <w:t xml:space="preserve">        </w:t>
-      </w:r>
-      <w:proofErr w:type="gramStart"/>
-      <w:r>
-        <w:rPr>
-          <w:rFonts w:ascii="Consolas" w:hAnsi="Consolas"/>
-          <w:sz w:val="18"/>
-          <w:szCs w:val="18"/>
-        </w:rPr>
-        <w:t>Solve(</w:t>
-      </w:r>
-      <w:proofErr w:type="gramEnd"/>
-      <w:r>
-        <w:rPr>
-          <w:rFonts w:ascii="Consolas" w:hAnsi="Consolas"/>
-          <w:sz w:val="18"/>
-          <w:szCs w:val="18"/>
-        </w:rPr>
-        <w:t>);</w:t>
-      </w:r>
-    </w:p>
-    <w:p>
-      <w:pPr>
-        <w:spacing w:after="0" w:line="240" w:lineRule="auto"/>
-        <w:rPr>
-          <w:rFonts w:ascii="Consolas" w:hAnsi="Consolas"/>
-          <w:sz w:val="18"/>
-          <w:szCs w:val="18"/>
-        </w:rPr>
-      </w:pPr>
-      <w:r>
-        <w:rPr>
-          <w:rFonts w:ascii="Consolas" w:hAnsi="Consolas"/>
-          <w:sz w:val="18"/>
-          <w:szCs w:val="18"/>
-        </w:rPr>
-        <w:t>    }</w:t>
-      </w:r>
-    </w:p>
-    <w:p>
-      <w:pPr>
-        <w:spacing w:after="0" w:line="240" w:lineRule="auto"/>
-        <w:rPr>
-          <w:rFonts w:ascii="Consolas" w:hAnsi="Consolas"/>
-          <w:sz w:val="18"/>
-          <w:szCs w:val="18"/>
-        </w:rPr>
-      </w:pPr>
-    </w:p>
-    <w:p>
-      <w:pPr>
-        <w:spacing w:after="0" w:line="240" w:lineRule="auto"/>
-        <w:rPr>
-          <w:rFonts w:ascii="Consolas" w:hAnsi="Consolas"/>
-          <w:sz w:val="18"/>
-          <w:szCs w:val="18"/>
-        </w:rPr>
-      </w:pPr>
-      <w:r>
-        <w:rPr>
-          <w:rFonts w:ascii="Consolas" w:hAnsi="Consolas"/>
-          <w:sz w:val="18"/>
-          <w:szCs w:val="18"/>
-        </w:rPr>
-        <w:t>#ifdef LOCAL</w:t>
-      </w:r>
-    </w:p>
-    <w:p>
-      <w:pPr>
-        <w:spacing w:after="0" w:line="240" w:lineRule="auto"/>
-        <w:rPr>
-          <w:rFonts w:ascii="Consolas" w:hAnsi="Consolas"/>
-          <w:sz w:val="18"/>
-          <w:szCs w:val="18"/>
-        </w:rPr>
-      </w:pPr>
-      <w:r>
-        <w:rPr>
-          <w:rFonts w:ascii="Consolas" w:hAnsi="Consolas"/>
-          <w:sz w:val="18"/>
-          <w:szCs w:val="18"/>
-        </w:rPr>
-        <w:t xml:space="preserve">    auto end = </w:t>
-      </w:r>
-      <w:proofErr w:type="gramStart"/>
-      <w:r>
-        <w:rPr>
-          <w:rFonts w:ascii="Consolas" w:hAnsi="Consolas"/>
-          <w:sz w:val="18"/>
-          <w:szCs w:val="18"/>
-        </w:rPr>
-        <w:t>chrono::</w:t>
-      </w:r>
-      <w:proofErr w:type="spellStart"/>
-      <w:proofErr w:type="gramEnd"/>
-      <w:r>
-        <w:rPr>
-          <w:rFonts w:ascii="Consolas" w:hAnsi="Consolas"/>
-          <w:sz w:val="18"/>
-          <w:szCs w:val="18"/>
-        </w:rPr>
-        <w:t>high_resolution_</w:t>
-      </w:r>
-      <w:proofErr w:type="gramStart"/>
-      <w:r>
-        <w:rPr>
-          <w:rFonts w:ascii="Consolas" w:hAnsi="Consolas"/>
-          <w:sz w:val="18"/>
-          <w:szCs w:val="18"/>
-        </w:rPr>
-        <w:t>clock</w:t>
-      </w:r>
-      <w:proofErr w:type="spellEnd"/>
-      <w:r>
-        <w:rPr>
-          <w:rFonts w:ascii="Consolas" w:hAnsi="Consolas"/>
-          <w:sz w:val="18"/>
-          <w:szCs w:val="18"/>
-        </w:rPr>
-        <w:t>::now(</w:t>
-      </w:r>
-      <w:proofErr w:type="gramEnd"/>
-      <w:r>
-        <w:rPr>
-          <w:rFonts w:ascii="Consolas" w:hAnsi="Consolas"/>
-          <w:sz w:val="18"/>
-          <w:szCs w:val="18"/>
-        </w:rPr>
-        <w:t>);</w:t>
-      </w:r>
-    </w:p>
-    <w:p>
-      <w:pPr>
-        <w:spacing w:after="0" w:line="240" w:lineRule="auto"/>
-        <w:rPr>
-          <w:rFonts w:ascii="Consolas" w:hAnsi="Consolas"/>
-          <w:sz w:val="18"/>
-          <w:szCs w:val="18"/>
-        </w:rPr>
-      </w:pPr>
-      <w:r>
-        <w:rPr>
-          <w:rFonts w:ascii="Consolas" w:hAnsi="Consolas"/>
-          <w:sz w:val="18"/>
-          <w:szCs w:val="18"/>
-        </w:rPr>
-        <w:t xml:space="preserve">    </w:t>
-      </w:r>
-      <w:proofErr w:type="spellStart"/>
-      <w:r>
-        <w:rPr>
-          <w:rFonts w:ascii="Consolas" w:hAnsi="Consolas"/>
-          <w:sz w:val="18"/>
-          <w:szCs w:val="18"/>
-        </w:rPr>
-        <w:t>cerr</w:t>
-      </w:r>
-      <w:proofErr w:type="spellEnd"/>
-      <w:r>
-        <w:rPr>
-          <w:rFonts w:ascii="Consolas" w:hAnsi="Consolas"/>
-          <w:sz w:val="18"/>
-          <w:szCs w:val="18"/>
-        </w:rPr>
-        <w:t xml:space="preserve"> &lt;&lt; "Time: " &lt;&lt; </w:t>
-      </w:r>
-      <w:proofErr w:type="gramStart"/>
-      <w:r>
-        <w:rPr>
-          <w:rFonts w:ascii="Consolas" w:hAnsi="Consolas"/>
-          <w:sz w:val="18"/>
-          <w:szCs w:val="18"/>
-        </w:rPr>
-        <w:t>chrono::</w:t>
-      </w:r>
-      <w:proofErr w:type="spellStart"/>
-      <w:proofErr w:type="gramEnd"/>
-      <w:r>
-        <w:rPr>
-          <w:rFonts w:ascii="Consolas" w:hAnsi="Consolas"/>
-          <w:sz w:val="18"/>
-          <w:szCs w:val="18"/>
-        </w:rPr>
-        <w:t>duration_cast</w:t>
-      </w:r>
-      <w:proofErr w:type="spellEnd"/>
-      <w:r>
-        <w:rPr>
-          <w:rFonts w:ascii="Consolas" w:hAnsi="Consolas"/>
-          <w:sz w:val="18"/>
-          <w:szCs w:val="18"/>
-        </w:rPr>
-        <w:t>&lt;</w:t>
-      </w:r>
-      <w:proofErr w:type="gramStart"/>
-      <w:r>
-        <w:rPr>
-          <w:rFonts w:ascii="Consolas" w:hAnsi="Consolas"/>
-          <w:sz w:val="18"/>
-          <w:szCs w:val="18"/>
-        </w:rPr>
-        <w:t>chrono::</w:t>
-      </w:r>
-      <w:proofErr w:type="gramEnd"/>
-      <w:r>
-        <w:rPr>
-          <w:rFonts w:ascii="Consolas" w:hAnsi="Consolas"/>
-          <w:sz w:val="18"/>
-          <w:szCs w:val="18"/>
-        </w:rPr>
-        <w:t>milliseconds</w:t>
-      </w:r>
-      <w:proofErr w:type="gramStart"/>
-      <w:r>
-        <w:rPr>
-          <w:rFonts w:ascii="Consolas" w:hAnsi="Consolas"/>
-          <w:sz w:val="18"/>
-          <w:szCs w:val="18"/>
-        </w:rPr>
-        <w:t>&gt;(</w:t>
-      </w:r>
-      <w:proofErr w:type="gramEnd"/>
-      <w:r>
-        <w:rPr>
-          <w:rFonts w:ascii="Consolas" w:hAnsi="Consolas"/>
-          <w:sz w:val="18"/>
-          <w:szCs w:val="18"/>
-        </w:rPr>
-        <w:t>end - start</w:t>
-      </w:r>
-      <w:proofErr w:type="gramStart"/>
-      <w:r>
-        <w:rPr>
-          <w:rFonts w:ascii="Consolas" w:hAnsi="Consolas"/>
-          <w:sz w:val="18"/>
-          <w:szCs w:val="18"/>
-        </w:rPr>
-        <w:t>).count</w:t>
-      </w:r>
-      <w:proofErr w:type="gramEnd"/>
-      <w:r>
-        <w:rPr>
-          <w:rFonts w:ascii="Consolas" w:hAnsi="Consolas"/>
-          <w:sz w:val="18"/>
-          <w:szCs w:val="18"/>
-        </w:rPr>
-        <w:t xml:space="preserve">() &lt;&lt; " </w:t>
-      </w:r>
-      <w:proofErr w:type="spellStart"/>
-      <w:r>
-        <w:rPr>
-          <w:rFonts w:ascii="Consolas" w:hAnsi="Consolas"/>
-          <w:sz w:val="18"/>
-          <w:szCs w:val="18"/>
-        </w:rPr>
-        <w:t>ms</w:t>
-      </w:r>
-      <w:proofErr w:type="spellEnd"/>
-      <w:r>
-        <w:rPr>
-          <w:rFonts w:ascii="Consolas" w:hAnsi="Consolas"/>
-          <w:sz w:val="18"/>
-          <w:szCs w:val="18"/>
-        </w:rPr>
-        <w:t>\n";</w:t>
-      </w:r>
-    </w:p>
-    <w:p>
-      <w:pPr>
-        <w:spacing w:after="0" w:line="240" w:lineRule="auto"/>
-        <w:rPr>
-          <w:rFonts w:ascii="Consolas" w:hAnsi="Consolas"/>
-          <w:sz w:val="18"/>
-          <w:szCs w:val="18"/>
-        </w:rPr>
-      </w:pPr>
-      <w:r>
-        <w:rPr>
-          <w:rFonts w:ascii="Consolas" w:hAnsi="Consolas"/>
-          <w:sz w:val="18"/>
-          <w:szCs w:val="18"/>
-        </w:rPr>
-        <w:t>#endif</w:t>
-      </w:r>
-    </w:p>
-    <w:p>
-      <w:pPr>
-        <w:spacing w:after="0" w:line="240" w:lineRule="auto"/>
-        <w:rPr>
-          <w:rFonts w:ascii="Consolas" w:hAnsi="Consolas"/>
-          <w:sz w:val="18"/>
-          <w:szCs w:val="18"/>
-        </w:rPr>
-      </w:pPr>
-    </w:p>
-    <w:p>
-      <w:pPr>
-        <w:spacing w:after="0" w:line="240" w:lineRule="auto"/>
-        <w:rPr>
-          <w:rFonts w:ascii="Consolas" w:hAnsi="Consolas"/>
-          <w:sz w:val="18"/>
-          <w:szCs w:val="18"/>
-        </w:rPr>
-      </w:pPr>
-      <w:r>
-        <w:rPr>
-          <w:rFonts w:ascii="Consolas" w:hAnsi="Consolas"/>
-          <w:sz w:val="18"/>
-          <w:szCs w:val="18"/>
-        </w:rPr>
-        <w:t>    return 0;</w:t>
-      </w:r>
-    </w:p>
-    <w:p>
-      <w:pPr>
-        <w:spacing w:after="0" w:line="240" w:lineRule="auto"/>
-        <w:rPr>
-          <w:rFonts w:ascii="Consolas" w:hAnsi="Consolas"/>
-          <w:sz w:val="18"/>
-          <w:szCs w:val="18"/>
-        </w:rPr>
-      </w:pPr>
-      <w:r>
-        <w:rPr>
-          <w:rFonts w:ascii="Consolas" w:hAnsi="Consolas"/>
-          <w:sz w:val="18"/>
-          <w:szCs w:val="18"/>
-        </w:rPr>
-        <w:t>}</w:t>
-      </w:r>
-    </w:p>
-    <w:p>
-      <w:pPr>
-        <w:spacing w:after="0" w:line="240" w:lineRule="auto"/>
-        <w:rPr>
-          <w:rFonts w:ascii="Consolas" w:hAnsi="Consolas"/>
-          <w:sz w:val="18"/>
-          <w:szCs w:val="18"/>
         </w:rPr>
       </w:pPr>
     </w:p>
